--- a/zht/docx/61.content.docx
+++ b/zht/docx/61.content.docx
@@ -28,22 +28,6 @@
       </w:r>
     </w:p>
     <w:p>
-      <w:pPr>
-        <w:pStyle w:val="Heading2"/>
-      </w:pPr>
-      <w:r>
-        <w:rPr>
-          <w:lang w:val="zh_TW" w:bidi="zh_TW"/>
-        </w:rPr>
-        <w:t>License Information</w:t>
-      </w:r>
-      <w:r>
-        <w:rPr>
-          <w:lang w:val="zh_TW" w:bidi="zh_TW"/>
-        </w:rPr>
-      </w:r>
-    </w:p>
-    <w:p>
       <w:pPr/>
       <w:r>
         <w:rPr>
@@ -55,19 +39,21 @@
           <w:b/>
           <w:lang w:val="zh_TW" w:bidi="zh_TW"/>
         </w:rPr>
-        <w:t>研讀筆記 (Tyndale)</w:t>
-      </w:r>
-      <w:r>
-        <w:rPr>
-          <w:lang w:val="zh_TW" w:bidi="zh_TW"/>
-        </w:rPr>
-        <w:t xml:space="preserve"> (Chinese (Traditional)) is based on</w:t>
-      </w:r>
-      <w:r>
-        <w:rPr>
-          <w:lang w:val="zh_TW" w:bidi="zh_TW"/>
-        </w:rPr>
-        <w:t xml:space="preserve">: </w:t>
+        <w:t>Aquifer Open Study Notes</w:t>
+      </w:r>
+    </w:p>
+    <w:p>
+      <w:pPr/>
+      <w:r>
+        <w:rPr>
+          <w:lang w:val="zh_TW" w:bidi="zh_TW"/>
+        </w:rPr>
+      </w:r>
+      <w:r>
+        <w:rPr>
+          <w:lang w:val="zh_TW" w:bidi="zh_TW"/>
+        </w:rPr>
+        <w:t xml:space="preserve">This work is an adaptation of </w:t>
       </w:r>
       <w:r>
         <w:rPr>
@@ -79,48 +65,19 @@
         <w:rPr>
           <w:lang w:val="zh_TW" w:bidi="zh_TW"/>
         </w:rPr>
-        <w:t xml:space="preserve">, </w:t>
-      </w:r>
-      <w:hyperlink r:id="rId13">
-        <w:r>
-          <w:rPr>
-            <w:lang w:val="zh_TW" w:bidi="zh_TW"/>
-          </w:rPr>
-          <w:rPr>
-            <w:color w:val="0000EE"/>
-            <w:u w:val="single"/>
-          </w:rPr>
-          <w:t>Tyndale House Publishers</w:t>
-        </w:r>
-      </w:hyperlink>
-      <w:r>
-        <w:rPr>
-          <w:lang w:val="zh_TW" w:bidi="zh_TW"/>
-        </w:rPr>
-        <w:t xml:space="preserve">, 2019, which is licensed under a </w:t>
-      </w:r>
-      <w:hyperlink r:id="rId14">
-        <w:r>
-          <w:rPr>
-            <w:lang w:val="zh_TW" w:bidi="zh_TW"/>
-          </w:rPr>
-          <w:rPr>
-            <w:color w:val="0000EE"/>
-            <w:u w:val="single"/>
-          </w:rPr>
-          <w:t>CC BY-SA 4.0 license</w:t>
-        </w:r>
-      </w:hyperlink>
-      <w:r>
-        <w:rPr>
-          <w:lang w:val="zh_TW" w:bidi="zh_TW"/>
-        </w:rPr>
-        <w:t>.</w:t>
-      </w:r>
-      <w:r>
-        <w:rPr>
-          <w:lang w:val="zh_TW" w:bidi="zh_TW"/>
-        </w:rPr>
+        <w:t xml:space="preserve"> © 2023 Tyndale House Publishers, licensed under the CC BY-SA 4.0 license. The adaptation, </w:t>
+      </w:r>
+      <w:r>
+        <w:rPr>
+          <w:lang w:val="zh_TW" w:bidi="zh_TW"/>
+        </w:rPr>
+        <w:t>Aquifer Open Study Notes</w:t>
+      </w:r>
+      <w:r>
+        <w:rPr>
+          <w:lang w:val="zh_TW" w:bidi="zh_TW"/>
+        </w:rPr>
+        <w:t>, was created by Mission Mutual and is also licensed under CC BY-SA 4.0.</w:t>
       </w:r>
     </w:p>
     <w:p>
@@ -134,7 +91,7 @@
         <w:rPr>
           <w:lang w:val="zh_TW" w:bidi="zh_TW"/>
         </w:rPr>
-        <w:t>This PDF version is provided under the same license.</w:t>
+        <w:t>This resource has been adapted into multiple languages, including English, Tok Pisin, Arabic (عربي), French (Français), Hindi (हिंदी), Indonesian (Bahasa Indonesia), Portuguese (Português), Russian (Русский), Spanish (Español), Swahili (Kiswahili), and Simplified Chinese (简体中文).</w:t>
       </w:r>
       <w:r>
         <w:rPr>
@@ -300,7 +257,7 @@
         </w:rPr>
         <w:t>西門是第一世紀最常見的猶太名字之一。耶穌給他起名彼得 （</w:t>
       </w:r>
-      <w:hyperlink r:id="rId15">
+      <w:hyperlink r:id="rId13">
         <w:r>
           <w:rPr>
             <w:lang w:val="zh_TW" w:bidi="zh_TW"/>
@@ -361,7 +318,7 @@
         </w:rPr>
         <w:t>耶穌基督僕人：在舊約聖經中，神子民的重要領袖被稱為耶和華的僕人 （</w:t>
       </w:r>
-      <w:hyperlink r:id="rId16">
+      <w:hyperlink r:id="rId14">
         <w:r>
           <w:rPr>
             <w:lang w:val="zh_TW" w:bidi="zh_TW"/>
@@ -379,7 +336,7 @@
         </w:rPr>
         <w:t>，</w:t>
       </w:r>
-      <w:hyperlink r:id="rId17">
+      <w:hyperlink r:id="rId15">
         <w:r>
           <w:rPr>
             <w:lang w:val="zh_TW" w:bidi="zh_TW"/>
@@ -397,7 +354,7 @@
         </w:rPr>
         <w:t>；</w:t>
       </w:r>
-      <w:hyperlink r:id="rId18">
+      <w:hyperlink r:id="rId16">
         <w:r>
           <w:rPr>
             <w:lang w:val="zh_TW" w:bidi="zh_TW"/>
@@ -433,7 +390,7 @@
         </w:rPr>
         <w:t>我們指的可能是猶太基督徒；收信人大多是外邦基督徒。在新約中，外邦人和猶太基督徒作為神的百姓享有同樣寶貴的信仰，並平等的地位（見</w:t>
       </w:r>
-      <w:hyperlink r:id="rId19">
+      <w:hyperlink r:id="rId17">
         <w:r>
           <w:rPr>
             <w:lang w:val="zh_TW" w:bidi="zh_TW"/>
@@ -469,7 +426,7 @@
         </w:rPr>
         <w:t>這裡是新約聖經中耶穌基督被稱為神的少數幾處經文之一 （另見</w:t>
       </w:r>
-      <w:hyperlink r:id="rId20">
+      <w:hyperlink r:id="rId18">
         <w:r>
           <w:rPr>
             <w:lang w:val="zh_TW" w:bidi="zh_TW"/>
@@ -487,7 +444,7 @@
         </w:rPr>
         <w:t>，</w:t>
       </w:r>
-      <w:hyperlink r:id="rId21">
+      <w:hyperlink r:id="rId19">
         <w:r>
           <w:rPr>
             <w:lang w:val="zh_TW" w:bidi="zh_TW"/>
@@ -505,7 +462,7 @@
         </w:rPr>
         <w:t>；</w:t>
       </w:r>
-      <w:hyperlink r:id="rId22">
+      <w:hyperlink r:id="rId20">
         <w:r>
           <w:rPr>
             <w:lang w:val="zh_TW" w:bidi="zh_TW"/>
@@ -523,7 +480,7 @@
         </w:rPr>
         <w:t>；</w:t>
       </w:r>
-      <w:hyperlink r:id="rId23">
+      <w:hyperlink r:id="rId21">
         <w:r>
           <w:rPr>
             <w:lang w:val="zh_TW" w:bidi="zh_TW"/>
@@ -541,7 +498,7 @@
         </w:rPr>
         <w:t>；</w:t>
       </w:r>
-      <w:hyperlink r:id="rId24">
+      <w:hyperlink r:id="rId22">
         <w:r>
           <w:rPr>
             <w:lang w:val="zh_TW" w:bidi="zh_TW"/>
@@ -559,7 +516,7 @@
         </w:rPr>
         <w:t>；</w:t>
       </w:r>
-      <w:hyperlink r:id="rId25">
+      <w:hyperlink r:id="rId23">
         <w:r>
           <w:rPr>
             <w:lang w:val="zh_TW" w:bidi="zh_TW"/>
@@ -651,7 +608,7 @@
         </w:rPr>
         <w:t>（</w:t>
       </w:r>
-      <w:hyperlink r:id="rId26">
+      <w:hyperlink r:id="rId24">
         <w:r>
           <w:rPr>
             <w:lang w:val="zh_TW" w:bidi="zh_TW"/>
@@ -717,7 +674,7 @@
         </w:rPr>
         <w:t>神在基督裡賜給我們這一切的說明（</w:t>
       </w:r>
-      <w:hyperlink r:id="rId27">
+      <w:hyperlink r:id="rId25">
         <w:r>
           <w:rPr>
             <w:lang w:val="zh_TW" w:bidi="zh_TW"/>
@@ -735,7 +692,7 @@
         </w:rPr>
         <w:t>），構成了一個迫切地勸勉的基礎，敦促人們要在對基督的認識上長進（</w:t>
       </w:r>
-      <w:hyperlink r:id="rId28">
+      <w:hyperlink r:id="rId26">
         <w:r>
           <w:rPr>
             <w:lang w:val="zh_TW" w:bidi="zh_TW"/>
@@ -801,7 +758,7 @@
         </w:rPr>
         <w:t>就得與神的性情有分：彼得的意思可能不是我們的靈與神合而為一，而是信徒享有神的特質（參</w:t>
       </w:r>
-      <w:hyperlink r:id="rId29">
+      <w:hyperlink r:id="rId27">
         <w:r>
           <w:rPr>
             <w:lang w:val="zh_TW" w:bidi="zh_TW"/>
@@ -819,7 +776,7 @@
         </w:rPr>
         <w:t>；</w:t>
       </w:r>
-      <w:hyperlink r:id="rId30">
+      <w:hyperlink r:id="rId28">
         <w:r>
           <w:rPr>
             <w:lang w:val="zh_TW" w:bidi="zh_TW"/>
@@ -837,7 +794,7 @@
         </w:rPr>
         <w:t>；</w:t>
       </w:r>
-      <w:hyperlink r:id="rId31">
+      <w:hyperlink r:id="rId29">
         <w:r>
           <w:rPr>
             <w:lang w:val="zh_TW" w:bidi="zh_TW"/>
@@ -855,7 +812,7 @@
         </w:rPr>
         <w:t>，</w:t>
       </w:r>
-      <w:hyperlink r:id="rId32">
+      <w:hyperlink r:id="rId30">
         <w:r>
           <w:rPr>
             <w:lang w:val="zh_TW" w:bidi="zh_TW"/>
@@ -946,7 +903,7 @@
         </w:rPr>
         <w:t>）。這類經文中的順序並不是重點——例如，彼得並不是在強調德行必須先於知識。然而，愛是美德的頂峰（</w:t>
       </w:r>
-      <w:hyperlink r:id="rId33">
+      <w:hyperlink r:id="rId31">
         <w:r>
           <w:rPr>
             <w:lang w:val="zh_TW" w:bidi="zh_TW"/>
@@ -1120,7 +1077,7 @@
         </w:rPr>
         <w:t>——相似；在遺訓這個類型中，年長且受人尊敬的領袖在臨終時會給予他的孩子或其他人最後的教導（參</w:t>
       </w:r>
-      <w:hyperlink r:id="rId34">
+      <w:hyperlink r:id="rId32">
         <w:r>
           <w:rPr>
             <w:lang w:val="zh_TW" w:bidi="zh_TW"/>
@@ -1138,7 +1095,7 @@
         </w:rPr>
         <w:t>；</w:t>
       </w:r>
-      <w:hyperlink r:id="rId35">
+      <w:hyperlink r:id="rId33">
         <w:r>
           <w:rPr>
             <w:lang w:val="zh_TW" w:bidi="zh_TW"/>
@@ -1230,7 +1187,7 @@
         </w:rPr>
         <w:t>這個預言可能是來自於一個異象，但更有可能的是彼得在回想耶穌對他的死的預言（</w:t>
       </w:r>
-      <w:hyperlink r:id="rId36">
+      <w:hyperlink r:id="rId34">
         <w:r>
           <w:rPr>
             <w:lang w:val="zh_TW" w:bidi="zh_TW"/>
@@ -1331,7 +1288,7 @@
         </w:rPr>
         <w:t>乃是親眼見過他的威榮：耶穌變相（</w:t>
       </w:r>
-      <w:hyperlink r:id="rId37">
+      <w:hyperlink r:id="rId35">
         <w:r>
           <w:rPr>
             <w:lang w:val="zh_TW" w:bidi="zh_TW"/>
@@ -1349,7 +1306,7 @@
         </w:rPr>
         <w:t>；</w:t>
       </w:r>
-      <w:hyperlink r:id="rId38">
+      <w:hyperlink r:id="rId36">
         <w:r>
           <w:rPr>
             <w:lang w:val="zh_TW" w:bidi="zh_TW"/>
@@ -1367,7 +1324,7 @@
         </w:rPr>
         <w:t>；</w:t>
       </w:r>
-      <w:hyperlink r:id="rId39">
+      <w:hyperlink r:id="rId37">
         <w:r>
           <w:rPr>
             <w:lang w:val="zh_TW" w:bidi="zh_TW"/>
@@ -1433,7 +1390,7 @@
         </w:rPr>
         <w:t>彼得對假教師的譴責（第</w:t>
       </w:r>
-      <w:hyperlink r:id="rId40">
+      <w:hyperlink r:id="rId38">
         <w:r>
           <w:rPr>
             <w:lang w:val="zh_TW" w:bidi="zh_TW"/>
@@ -1451,7 +1408,7 @@
         </w:rPr>
         <w:t>章）是以耶穌確定會再來的這個教導為框架（另見</w:t>
       </w:r>
-      <w:hyperlink r:id="rId41">
+      <w:hyperlink r:id="rId39">
         <w:r>
           <w:rPr>
             <w:lang w:val="zh_TW" w:bidi="zh_TW"/>
@@ -1469,7 +1426,7 @@
         </w:rPr>
         <w:t>）。假教師可能否認基督再來和審判的真實性。而彼得親眼見證的經歷（</w:t>
       </w:r>
-      <w:hyperlink r:id="rId42">
+      <w:hyperlink r:id="rId40">
         <w:r>
           <w:rPr>
             <w:lang w:val="zh_TW" w:bidi="zh_TW"/>
@@ -1487,7 +1444,7 @@
         </w:rPr>
         <w:t>）和聖經預言的內在可靠性（</w:t>
       </w:r>
-      <w:hyperlink r:id="rId43">
+      <w:hyperlink r:id="rId41">
         <w:r>
           <w:rPr>
             <w:lang w:val="zh_TW" w:bidi="zh_TW"/>
@@ -1570,7 +1527,7 @@
         </w:rPr>
         <w:t>的簡寫，指的是神介入歷史拯救祂的百姓並審判仇敵的時刻（見</w:t>
       </w:r>
-      <w:hyperlink r:id="rId44">
+      <w:hyperlink r:id="rId42">
         <w:r>
           <w:rPr>
             <w:lang w:val="zh_TW" w:bidi="zh_TW"/>
@@ -1588,7 +1545,7 @@
         </w:rPr>
         <w:t>；</w:t>
       </w:r>
-      <w:hyperlink r:id="rId45">
+      <w:hyperlink r:id="rId43">
         <w:r>
           <w:rPr>
             <w:lang w:val="zh_TW" w:bidi="zh_TW"/>
@@ -1606,7 +1563,7 @@
         </w:rPr>
         <w:t>；</w:t>
       </w:r>
-      <w:hyperlink r:id="rId46">
+      <w:hyperlink r:id="rId44">
         <w:r>
           <w:rPr>
             <w:lang w:val="zh_TW" w:bidi="zh_TW"/>
@@ -1779,7 +1736,7 @@
         </w:rPr>
         <w:t>他們（譯註：和合本未譯出此代名詞）：彼得在</w:t>
       </w:r>
-      <w:hyperlink r:id="rId47">
+      <w:hyperlink r:id="rId45">
         <w:r>
           <w:rPr>
             <w:lang w:val="zh_TW" w:bidi="zh_TW"/>
@@ -1797,7 +1754,7 @@
         </w:rPr>
         <w:t>中使用未來時態並不是表示假先知尚未出現，而是指耶穌所說關於假教師會出現的預言（</w:t>
       </w:r>
-      <w:hyperlink r:id="rId48">
+      <w:hyperlink r:id="rId46">
         <w:r>
           <w:rPr>
             <w:lang w:val="zh_TW" w:bidi="zh_TW"/>
@@ -1815,7 +1772,7 @@
         </w:rPr>
         <w:t>、</w:t>
       </w:r>
-      <w:hyperlink r:id="rId49">
+      <w:hyperlink r:id="rId47">
         <w:r>
           <w:rPr>
             <w:lang w:val="zh_TW" w:bidi="zh_TW"/>
@@ -1833,7 +1790,7 @@
         </w:rPr>
         <w:t>；</w:t>
       </w:r>
-      <w:hyperlink r:id="rId50">
+      <w:hyperlink r:id="rId48">
         <w:r>
           <w:rPr>
             <w:lang w:val="zh_TW" w:bidi="zh_TW"/>
@@ -1851,7 +1808,7 @@
         </w:rPr>
         <w:t>；參</w:t>
       </w:r>
-      <w:hyperlink r:id="rId51">
+      <w:hyperlink r:id="rId49">
         <w:r>
           <w:rPr>
             <w:lang w:val="zh_TW" w:bidi="zh_TW"/>
@@ -1869,7 +1826,7 @@
         </w:rPr>
         <w:t>；</w:t>
       </w:r>
-      <w:hyperlink r:id="rId52">
+      <w:hyperlink r:id="rId50">
         <w:r>
           <w:rPr>
             <w:lang w:val="zh_TW" w:bidi="zh_TW"/>
@@ -1905,7 +1862,7 @@
         </w:rPr>
         <w:t>連買他們的主他們也不承認：假教師可能公開否認基督，但更有可能的是，他們不道德的行為被視為否認基督（參</w:t>
       </w:r>
-      <w:hyperlink r:id="rId53">
+      <w:hyperlink r:id="rId51">
         <w:r>
           <w:rPr>
             <w:lang w:val="zh_TW" w:bidi="zh_TW"/>
@@ -1971,7 +1928,7 @@
         </w:rPr>
         <w:t>總會有假先知會在真先知（</w:t>
       </w:r>
-      <w:hyperlink r:id="rId54">
+      <w:hyperlink r:id="rId52">
         <w:r>
           <w:rPr>
             <w:lang w:val="zh_TW" w:bidi="zh_TW"/>
@@ -2089,7 +2046,7 @@
         </w:rPr>
         <w:t>審判的第一個例子是犯罪的天使：廣泛的猶太傳統認為，</w:t>
       </w:r>
-      <w:hyperlink r:id="rId55">
+      <w:hyperlink r:id="rId53">
         <w:r>
           <w:rPr>
             <w:lang w:val="zh_TW" w:bidi="zh_TW"/>
@@ -2133,7 +2090,7 @@
         </w:rPr>
         <w:t>〕6–10；參</w:t>
       </w:r>
-      <w:hyperlink r:id="rId56">
+      <w:hyperlink r:id="rId54">
         <w:r>
           <w:rPr>
             <w:lang w:val="zh_TW" w:bidi="zh_TW"/>
@@ -2151,7 +2108,7 @@
         </w:rPr>
         <w:t>；</w:t>
       </w:r>
-      <w:hyperlink r:id="rId57">
+      <w:hyperlink r:id="rId55">
         <w:r>
           <w:rPr>
             <w:lang w:val="zh_TW" w:bidi="zh_TW"/>
@@ -2235,7 +2192,7 @@
         </w:rPr>
         <w:t>舊約聖經中的三個審判例子表明，神會為那些對祂忠誠的人伸冤，並會審判那些拒絕祂的人，包括那些假教師（見</w:t>
       </w:r>
-      <w:hyperlink r:id="rId58">
+      <w:hyperlink r:id="rId56">
         <w:r>
           <w:rPr>
             <w:lang w:val="zh_TW" w:bidi="zh_TW"/>
@@ -2301,7 +2258,7 @@
         </w:rPr>
         <w:t>第二個審判的例子是，神在挪亞的時代並沒有寬容那古代的世界。在洪水中，神毀滅了除了挪亞和他一家之外所有人的性命（見</w:t>
       </w:r>
-      <w:hyperlink r:id="rId59">
+      <w:hyperlink r:id="rId57">
         <w:r>
           <w:rPr>
             <w:lang w:val="zh_TW" w:bidi="zh_TW"/>
@@ -2367,7 +2324,7 @@
         </w:rPr>
         <w:t>第三個審判的例子是神審判了所多瑪和蛾摩拉兩座城市。這些城裡的人們極不道德，以至於神從天上降下硫磺毀滅他們（</w:t>
       </w:r>
-      <w:hyperlink r:id="rId60">
+      <w:hyperlink r:id="rId58">
         <w:r>
           <w:rPr>
             <w:lang w:val="zh_TW" w:bidi="zh_TW"/>
@@ -2519,7 +2476,7 @@
         </w:rPr>
         <w:t>主知道搭救敬虔的人脫離試探：如同挪亞的家人（</w:t>
       </w:r>
-      <w:hyperlink r:id="rId61">
+      <w:hyperlink r:id="rId59">
         <w:r>
           <w:rPr>
             <w:lang w:val="zh_TW" w:bidi="zh_TW"/>
@@ -2537,7 +2494,7 @@
         </w:rPr>
         <w:t>）和羅得（</w:t>
       </w:r>
-      <w:hyperlink r:id="rId62">
+      <w:hyperlink r:id="rId60">
         <w:r>
           <w:rPr>
             <w:lang w:val="zh_TW" w:bidi="zh_TW"/>
@@ -2631,7 +2588,7 @@
         </w:rPr>
         <w:t>污穢的情慾：這指的通常是不合情理的性慾，可能是特別指同性戀（參所多瑪和蛾摩拉，</w:t>
       </w:r>
-      <w:hyperlink r:id="rId63">
+      <w:hyperlink r:id="rId61">
         <w:r>
           <w:rPr>
             <w:lang w:val="zh_TW" w:bidi="zh_TW"/>
@@ -2715,7 +2672,7 @@
         </w:rPr>
         <w:t>在尊位的：這可能是指墮落的天使，與</w:t>
       </w:r>
-      <w:hyperlink r:id="rId64">
+      <w:hyperlink r:id="rId62">
         <w:r>
           <w:rPr>
             <w:lang w:val="zh_TW" w:bidi="zh_TW"/>
@@ -2889,7 +2846,7 @@
         </w:rPr>
         <w:t>正與你們一同坐席，就以自己的詭詐為快樂：參</w:t>
       </w:r>
-      <w:hyperlink r:id="rId65">
+      <w:hyperlink r:id="rId63">
         <w:r>
           <w:rPr>
             <w:lang w:val="zh_TW" w:bidi="zh_TW"/>
@@ -2907,7 +2864,7 @@
         </w:rPr>
         <w:t>。基督徒經常一起團契吃飯來敬拜紀念主（見</w:t>
       </w:r>
-      <w:hyperlink r:id="rId66">
+      <w:hyperlink r:id="rId64">
         <w:r>
           <w:rPr>
             <w:lang w:val="zh_TW" w:bidi="zh_TW"/>
@@ -2925,7 +2882,7 @@
         </w:rPr>
         <w:t>，</w:t>
       </w:r>
-      <w:hyperlink r:id="rId67">
+      <w:hyperlink r:id="rId65">
         <w:r>
           <w:rPr>
             <w:lang w:val="zh_TW" w:bidi="zh_TW"/>
@@ -2995,7 +2952,7 @@
         </w:rPr>
         <w:t>如果這種讀法是正確的，那他們就是在利用團契吃飯的時間來放縱自我（參</w:t>
       </w:r>
-      <w:hyperlink r:id="rId68">
+      <w:hyperlink r:id="rId66">
         <w:r>
           <w:rPr>
             <w:lang w:val="zh_TW" w:bidi="zh_TW"/>
@@ -3061,7 +3018,7 @@
         </w:rPr>
         <w:t>巴蘭就是那貪愛不義之工價的先知：儘管已經求問神他應該怎麼做，但巴蘭還是決心走自己的路，希望能得到巴勒的錢財（見</w:t>
       </w:r>
-      <w:hyperlink r:id="rId69">
+      <w:hyperlink r:id="rId67">
         <w:r>
           <w:rPr>
             <w:lang w:val="zh_TW" w:bidi="zh_TW"/>
@@ -3313,7 +3270,7 @@
         </w:rPr>
         <w:t>，但這種自由是虛幻的（</w:t>
       </w:r>
-      <w:hyperlink r:id="rId70">
+      <w:hyperlink r:id="rId68">
         <w:r>
           <w:rPr>
             <w:lang w:val="zh_TW" w:bidi="zh_TW"/>
@@ -3331,7 +3288,7 @@
         </w:rPr>
         <w:t>）。假教師雖然沉浸在他們脫離權柄而得的自由中（見</w:t>
       </w:r>
-      <w:hyperlink r:id="rId71">
+      <w:hyperlink r:id="rId69">
         <w:r>
           <w:rPr>
             <w:lang w:val="zh_TW" w:bidi="zh_TW"/>
@@ -3749,7 +3706,7 @@
         </w:rPr>
         <w:t>指的是耶穌第一次來臨與他第二次來臨之間的時期（見</w:t>
       </w:r>
-      <w:hyperlink r:id="rId72">
+      <w:hyperlink r:id="rId70">
         <w:r>
           <w:rPr>
             <w:lang w:val="zh_TW" w:bidi="zh_TW"/>
@@ -3767,7 +3724,7 @@
         </w:rPr>
         <w:t>；</w:t>
       </w:r>
-      <w:hyperlink r:id="rId73">
+      <w:hyperlink r:id="rId71">
         <w:r>
           <w:rPr>
             <w:lang w:val="zh_TW" w:bidi="zh_TW"/>
@@ -3803,7 +3760,7 @@
         </w:rPr>
         <w:t>必有好譏誚的人：見</w:t>
       </w:r>
-      <w:hyperlink r:id="rId74">
+      <w:hyperlink r:id="rId72">
         <w:r>
           <w:rPr>
             <w:lang w:val="zh_TW" w:bidi="zh_TW"/>
@@ -3821,7 +3778,7 @@
         </w:rPr>
         <w:t>，</w:t>
       </w:r>
-      <w:hyperlink r:id="rId75">
+      <w:hyperlink r:id="rId73">
         <w:r>
           <w:rPr>
             <w:lang w:val="zh_TW" w:bidi="zh_TW"/>
@@ -3839,7 +3796,7 @@
         </w:rPr>
         <w:t>，</w:t>
       </w:r>
-      <w:hyperlink r:id="rId76">
+      <w:hyperlink r:id="rId74">
         <w:r>
           <w:rPr>
             <w:lang w:val="zh_TW" w:bidi="zh_TW"/>
@@ -3975,7 +3932,7 @@
         </w:rPr>
         <w:t>從水而出、藉水而成的地：見</w:t>
       </w:r>
-      <w:hyperlink r:id="rId77">
+      <w:hyperlink r:id="rId75">
         <w:r>
           <w:rPr>
             <w:lang w:val="zh_TW" w:bidi="zh_TW"/>
@@ -3993,7 +3950,7 @@
         </w:rPr>
         <w:t>、</w:t>
       </w:r>
-      <w:hyperlink r:id="rId78">
+      <w:hyperlink r:id="rId76">
         <w:r>
           <w:rPr>
             <w:lang w:val="zh_TW" w:bidi="zh_TW"/>
@@ -4059,7 +4016,7 @@
         </w:rPr>
         <w:t>舊約聖經將火與耶和華的日子聯想在一起（見</w:t>
       </w:r>
-      <w:hyperlink r:id="rId79">
+      <w:hyperlink r:id="rId77">
         <w:r>
           <w:rPr>
             <w:lang w:val="zh_TW" w:bidi="zh_TW"/>
@@ -4077,7 +4034,7 @@
         </w:rPr>
         <w:t>，</w:t>
       </w:r>
-      <w:hyperlink r:id="rId80">
+      <w:hyperlink r:id="rId78">
         <w:r>
           <w:rPr>
             <w:lang w:val="zh_TW" w:bidi="zh_TW"/>
@@ -4143,7 +4100,7 @@
         </w:rPr>
         <w:t>彼得間接提及</w:t>
       </w:r>
-      <w:hyperlink r:id="rId81">
+      <w:hyperlink r:id="rId79">
         <w:r>
           <w:rPr>
             <w:lang w:val="zh_TW" w:bidi="zh_TW"/>
@@ -4296,7 +4253,7 @@
         </w:rPr>
         <w:t>切切仰望神的日子來到：神的百姓可以透過他們的悔改和敬虔的生活加速末世的來臨（參</w:t>
       </w:r>
-      <w:hyperlink r:id="rId82">
+      <w:hyperlink r:id="rId80">
         <w:r>
           <w:rPr>
             <w:lang w:val="zh_TW" w:bidi="zh_TW"/>
@@ -4332,7 +4289,7 @@
         </w:rPr>
         <w:t>有形質的都要被烈火鎔化：參</w:t>
       </w:r>
-      <w:hyperlink r:id="rId83">
+      <w:hyperlink r:id="rId81">
         <w:r>
           <w:rPr>
             <w:lang w:val="zh_TW" w:bidi="zh_TW"/>
@@ -4350,7 +4307,7 @@
         </w:rPr>
         <w:t>；另見</w:t>
       </w:r>
-      <w:hyperlink r:id="rId84">
+      <w:hyperlink r:id="rId82">
         <w:r>
           <w:rPr>
             <w:lang w:val="zh_TW" w:bidi="zh_TW"/>
@@ -4416,7 +4373,7 @@
         </w:rPr>
         <w:t>新天新地：見</w:t>
       </w:r>
-      <w:hyperlink r:id="rId85">
+      <w:hyperlink r:id="rId83">
         <w:r>
           <w:rPr>
             <w:lang w:val="zh_TW" w:bidi="zh_TW"/>
@@ -4434,7 +4391,7 @@
         </w:rPr>
         <w:t>，</w:t>
       </w:r>
-      <w:hyperlink r:id="rId86">
+      <w:hyperlink r:id="rId84">
         <w:r>
           <w:rPr>
             <w:lang w:val="zh_TW" w:bidi="zh_TW"/>
@@ -4452,7 +4409,7 @@
         </w:rPr>
         <w:t>；</w:t>
       </w:r>
-      <w:hyperlink r:id="rId87">
+      <w:hyperlink r:id="rId85">
         <w:r>
           <w:rPr>
             <w:lang w:val="zh_TW" w:bidi="zh_TW"/>
@@ -4518,7 +4475,7 @@
         </w:rPr>
         <w:t>我們所親愛的兄弟保羅：新約聖經對彼得和保羅之間的關係描述不多。由於在安提阿的爭論（</w:t>
       </w:r>
-      <w:hyperlink r:id="rId88">
+      <w:hyperlink r:id="rId86">
         <w:r>
           <w:rPr>
             <w:lang w:val="zh_TW" w:bidi="zh_TW"/>
@@ -4536,7 +4493,7 @@
         </w:rPr>
         <w:t>），有時人們認為兩人彼此敵對，但新約聖經描繪了一幅不同的景像。彼得和保羅對於傳給外邦人福音基本上持相同意見（</w:t>
       </w:r>
-      <w:hyperlink r:id="rId89">
+      <w:hyperlink r:id="rId87">
         <w:r>
           <w:rPr>
             <w:lang w:val="zh_TW" w:bidi="zh_TW"/>
@@ -4554,7 +4511,7 @@
         </w:rPr>
         <w:t>，</w:t>
       </w:r>
-      <w:hyperlink r:id="rId90">
+      <w:hyperlink r:id="rId88">
         <w:r>
           <w:rPr>
             <w:lang w:val="zh_TW" w:bidi="zh_TW"/>
@@ -4572,7 +4529,7 @@
         </w:rPr>
         <w:t>）。西拉和馬可是保羅和彼得的同工（見</w:t>
       </w:r>
-      <w:hyperlink r:id="rId91">
+      <w:hyperlink r:id="rId89">
         <w:r>
           <w:rPr>
             <w:lang w:val="zh_TW" w:bidi="zh_TW"/>

--- a/zht/docx/61.content.docx
+++ b/zht/docx/61.content.docx
@@ -163,13 +163,6 @@
         <w:rPr>
           <w:lang w:val="zh_TW" w:bidi="zh_TW"/>
         </w:rPr>
-      </w:r>
-      <w:r>
-        <w:rPr>
-          <w:i/>
-          <w:lang w:val="zh_TW" w:bidi="zh_TW"/>
-        </w:rPr>
-        <w:t>彼得後書 1:1, 彼得後書 1:3, 彼得後書 1:3–11, 彼得後書 1:4, 彼得後書 1:5–7, 彼得後書 1:10, 彼得後書 1:12–15, 彼得後書 1:14, 彼得後書 1:16–18, 彼得後書 1:16–21, 彼得後書 1:19, 彼得後書 1:20–21, 彼得後書 2:1, 彼得後書 2:1–3, 彼得後書 2:2, 彼得後書 2:4, 彼得後書 2:4–10, 彼得後書 2:5, 彼得後書 2:6, 彼得後書 2:7–8, 彼得後書 2:9, 彼得後書 2:10a, 彼得後書 2:10b, 彼得後書 2:10–16, 彼得後書 2:11, 彼得後書 2:13, 彼得後書 2:15, 彼得後書 2:17–22, 彼得後書 2:18, 彼得後書 2:19, 彼得後書 2:20, 彼得後書 2:22, 彼得後書 3:1, 彼得後書 3:1–13, 彼得後書 3:2, 彼得後書 3:3, 彼得後書 3:4, 彼得後書 3:5, 彼得後書 3:7, 彼得後書 3:8, 彼得後書 3:10, 彼得後書 3:12, 彼得後書 3:13, 彼得後書 3:15, 彼得後書 3:16, 彼得後書 3:17–18</w:t>
       </w:r>
       <w:r>
         <w:rPr>

--- a/zht/docx/61.content.docx
+++ b/zht/docx/61.content.docx
@@ -150,19 +150,6 @@
           <w:lang w:val="zh_TW" w:bidi="zh_TW"/>
         </w:rPr>
         <w:t>2PE</w:t>
-      </w:r>
-      <w:r>
-        <w:rPr>
-          <w:lang w:val="zh_TW" w:bidi="zh_TW"/>
-        </w:rPr>
-      </w:r>
-    </w:p>
-    <w:p>
-      <w:pPr/>
-      <w:r>
-        <w:rPr>
-          <w:lang w:val="zh_TW" w:bidi="zh_TW"/>
-        </w:rPr>
       </w:r>
       <w:r>
         <w:rPr>

--- a/zht/docx/61.content.docx
+++ b/zht/docx/61.content.docx
@@ -19,7 +19,7 @@
         <w:rPr>
           <w:lang w:val="zh_TW" w:bidi="zh_TW"/>
         </w:rPr>
-        <w:t>Resource: 研讀筆記 (Tyndale)</w:t>
+        <w:t>Resource: Tyndale Open Study Notes</w:t>
       </w:r>
       <w:r>
         <w:rPr>
@@ -112,7 +112,7 @@
         <w:rPr>
           <w:lang w:val="zh_TW" w:bidi="zh_TW"/>
         </w:rPr>
-        <w:t>研讀筆記 (Tyndale)</w:t>
+        <w:t>Tyndale Open Study Notes</w:t>
       </w:r>
     </w:p>
     <w:p>

--- a/zht/docx/61.content.docx
+++ b/zht/docx/61.content.docx
@@ -19,7 +19,7 @@
         <w:rPr>
           <w:lang w:val="zh_TW" w:bidi="zh_TW"/>
         </w:rPr>
-        <w:t>Resource: Tyndale Open Study Notes</w:t>
+        <w:t>Resource: Aquifer Open Study Notes</w:t>
       </w:r>
       <w:r>
         <w:rPr>
@@ -112,7 +112,7 @@
         <w:rPr>
           <w:lang w:val="zh_TW" w:bidi="zh_TW"/>
         </w:rPr>
-        <w:t>Tyndale Open Study Notes</w:t>
+        <w:t>Aquifer Open Study Notes</w:t>
       </w:r>
     </w:p>
     <w:p>

--- a/zht/docx/61.content.docx
+++ b/zht/docx/61.content.docx
@@ -237,18 +237,12 @@
         </w:rPr>
         <w:t>西門是第一世紀最常見的猶太名字之一。耶穌給他起名彼得 （</w:t>
       </w:r>
-      <w:hyperlink r:id="rId13">
-        <w:r>
-          <w:rPr>
-            <w:lang w:val="zh_TW" w:bidi="zh_TW"/>
-          </w:rPr>
-          <w:rPr>
-            <w:color w:val="0000EE"/>
-            <w:u w:val="single"/>
-          </w:rPr>
-          <w:t>太16:17–18</w:t>
-        </w:r>
-      </w:hyperlink>
+      <w:r>
+        <w:rPr>
+          <w:lang w:val="zh_TW" w:bidi="zh_TW"/>
+        </w:rPr>
+        <w:t>太16:17–18</w:t>
+      </w:r>
       <w:r>
         <w:rPr>
           <w:lang w:val="zh_TW" w:bidi="zh_TW"/>
@@ -298,54 +292,36 @@
         </w:rPr>
         <w:t>耶穌基督僕人：在舊約聖經中，神子民的重要領袖被稱為耶和華的僕人 （</w:t>
       </w:r>
-      <w:hyperlink r:id="rId14">
-        <w:r>
-          <w:rPr>
-            <w:lang w:val="zh_TW" w:bidi="zh_TW"/>
-          </w:rPr>
-          <w:rPr>
-            <w:color w:val="0000EE"/>
-            <w:u w:val="single"/>
-          </w:rPr>
-          <w:t>書14:7</w:t>
-        </w:r>
-      </w:hyperlink>
+      <w:r>
+        <w:rPr>
+          <w:lang w:val="zh_TW" w:bidi="zh_TW"/>
+        </w:rPr>
+        <w:t>書14:7</w:t>
+      </w:r>
       <w:r>
         <w:rPr>
           <w:lang w:val="zh_TW" w:bidi="zh_TW"/>
         </w:rPr>
         <w:t>，</w:t>
       </w:r>
-      <w:hyperlink r:id="rId15">
-        <w:r>
-          <w:rPr>
-            <w:lang w:val="zh_TW" w:bidi="zh_TW"/>
-          </w:rPr>
-          <w:rPr>
-            <w:color w:val="0000EE"/>
-            <w:u w:val="single"/>
-          </w:rPr>
-          <w:t>24:29</w:t>
-        </w:r>
-      </w:hyperlink>
+      <w:r>
+        <w:rPr>
+          <w:lang w:val="zh_TW" w:bidi="zh_TW"/>
+        </w:rPr>
+        <w:t>24:29</w:t>
+      </w:r>
       <w:r>
         <w:rPr>
           <w:lang w:val="zh_TW" w:bidi="zh_TW"/>
         </w:rPr>
         <w:t>；</w:t>
       </w:r>
-      <w:hyperlink r:id="rId16">
-        <w:r>
-          <w:rPr>
-            <w:lang w:val="zh_TW" w:bidi="zh_TW"/>
-          </w:rPr>
-          <w:rPr>
-            <w:color w:val="0000EE"/>
-            <w:u w:val="single"/>
-          </w:rPr>
-          <w:t>王下10:10</w:t>
-        </w:r>
-      </w:hyperlink>
+      <w:r>
+        <w:rPr>
+          <w:lang w:val="zh_TW" w:bidi="zh_TW"/>
+        </w:rPr>
+        <w:t>王下10:10</w:t>
+      </w:r>
       <w:r>
         <w:rPr>
           <w:lang w:val="zh_TW" w:bidi="zh_TW"/>
@@ -370,18 +346,12 @@
         </w:rPr>
         <w:t>我們指的可能是猶太基督徒；收信人大多是外邦基督徒。在新約中，外邦人和猶太基督徒作為神的百姓享有同樣寶貴的信仰，並平等的地位（見</w:t>
       </w:r>
-      <w:hyperlink r:id="rId17">
-        <w:r>
-          <w:rPr>
-            <w:lang w:val="zh_TW" w:bidi="zh_TW"/>
-          </w:rPr>
-          <w:rPr>
-            <w:color w:val="0000EE"/>
-            <w:u w:val="single"/>
-          </w:rPr>
-          <w:t>加3:26–29</w:t>
-        </w:r>
-      </w:hyperlink>
+      <w:r>
+        <w:rPr>
+          <w:lang w:val="zh_TW" w:bidi="zh_TW"/>
+        </w:rPr>
+        <w:t>加3:26–29</w:t>
+      </w:r>
       <w:r>
         <w:rPr>
           <w:lang w:val="zh_TW" w:bidi="zh_TW"/>
@@ -406,108 +376,72 @@
         </w:rPr>
         <w:t>這裡是新約聖經中耶穌基督被稱為神的少數幾處經文之一 （另見</w:t>
       </w:r>
-      <w:hyperlink r:id="rId18">
-        <w:r>
-          <w:rPr>
-            <w:lang w:val="zh_TW" w:bidi="zh_TW"/>
-          </w:rPr>
-          <w:rPr>
-            <w:color w:val="0000EE"/>
-            <w:u w:val="single"/>
-          </w:rPr>
-          <w:t>約1:1</w:t>
-        </w:r>
-      </w:hyperlink>
+      <w:r>
+        <w:rPr>
+          <w:lang w:val="zh_TW" w:bidi="zh_TW"/>
+        </w:rPr>
+        <w:t>約1:1</w:t>
+      </w:r>
       <w:r>
         <w:rPr>
           <w:lang w:val="zh_TW" w:bidi="zh_TW"/>
         </w:rPr>
         <w:t>，</w:t>
       </w:r>
-      <w:hyperlink r:id="rId19">
-        <w:r>
-          <w:rPr>
-            <w:lang w:val="zh_TW" w:bidi="zh_TW"/>
-          </w:rPr>
-          <w:rPr>
-            <w:color w:val="0000EE"/>
-            <w:u w:val="single"/>
-          </w:rPr>
-          <w:t>20:28</w:t>
-        </w:r>
-      </w:hyperlink>
+      <w:r>
+        <w:rPr>
+          <w:lang w:val="zh_TW" w:bidi="zh_TW"/>
+        </w:rPr>
+        <w:t>20:28</w:t>
+      </w:r>
       <w:r>
         <w:rPr>
           <w:lang w:val="zh_TW" w:bidi="zh_TW"/>
         </w:rPr>
         <w:t>；</w:t>
       </w:r>
-      <w:hyperlink r:id="rId20">
-        <w:r>
-          <w:rPr>
-            <w:lang w:val="zh_TW" w:bidi="zh_TW"/>
-          </w:rPr>
-          <w:rPr>
-            <w:color w:val="0000EE"/>
-            <w:u w:val="single"/>
-          </w:rPr>
-          <w:t>羅9:5</w:t>
-        </w:r>
-      </w:hyperlink>
+      <w:r>
+        <w:rPr>
+          <w:lang w:val="zh_TW" w:bidi="zh_TW"/>
+        </w:rPr>
+        <w:t>羅9:5</w:t>
+      </w:r>
       <w:r>
         <w:rPr>
           <w:lang w:val="zh_TW" w:bidi="zh_TW"/>
         </w:rPr>
         <w:t>；</w:t>
       </w:r>
-      <w:hyperlink r:id="rId21">
-        <w:r>
-          <w:rPr>
-            <w:lang w:val="zh_TW" w:bidi="zh_TW"/>
-          </w:rPr>
-          <w:rPr>
-            <w:color w:val="0000EE"/>
-            <w:u w:val="single"/>
-          </w:rPr>
-          <w:t>多2:13</w:t>
-        </w:r>
-      </w:hyperlink>
+      <w:r>
+        <w:rPr>
+          <w:lang w:val="zh_TW" w:bidi="zh_TW"/>
+        </w:rPr>
+        <w:t>多2:13</w:t>
+      </w:r>
       <w:r>
         <w:rPr>
           <w:lang w:val="zh_TW" w:bidi="zh_TW"/>
         </w:rPr>
         <w:t>；</w:t>
       </w:r>
-      <w:hyperlink r:id="rId22">
-        <w:r>
-          <w:rPr>
-            <w:lang w:val="zh_TW" w:bidi="zh_TW"/>
-          </w:rPr>
-          <w:rPr>
-            <w:color w:val="0000EE"/>
-            <w:u w:val="single"/>
-          </w:rPr>
-          <w:t>來1:8</w:t>
-        </w:r>
-      </w:hyperlink>
+      <w:r>
+        <w:rPr>
+          <w:lang w:val="zh_TW" w:bidi="zh_TW"/>
+        </w:rPr>
+        <w:t>來1:8</w:t>
+      </w:r>
       <w:r>
         <w:rPr>
           <w:lang w:val="zh_TW" w:bidi="zh_TW"/>
         </w:rPr>
         <w:t>；</w:t>
       </w:r>
-      <w:hyperlink r:id="rId23">
-        <w:r>
-          <w:rPr>
-            <w:lang w:val="zh_TW" w:bidi="zh_TW"/>
-          </w:rPr>
-          <w:rPr>
-            <w:color w:val="0000EE"/>
-            <w:u w:val="single"/>
-          </w:rPr>
-          <w:t>約一5:20</w:t>
-        </w:r>
-      </w:hyperlink>
+      <w:r>
+        <w:rPr>
+          <w:lang w:val="zh_TW" w:bidi="zh_TW"/>
+        </w:rPr>
+        <w:t>約一5:20</w:t>
+      </w:r>
       <w:r>
         <w:rPr>
           <w:lang w:val="zh_TW" w:bidi="zh_TW"/>
@@ -588,18 +522,12 @@
         </w:rPr>
         <w:t>（</w:t>
       </w:r>
-      <w:hyperlink r:id="rId24">
-        <w:r>
-          <w:rPr>
-            <w:lang w:val="zh_TW" w:bidi="zh_TW"/>
-          </w:rPr>
-          <w:rPr>
-            <w:color w:val="0000EE"/>
-            <w:u w:val="single"/>
-          </w:rPr>
-          <w:t>1:2</w:t>
-        </w:r>
-      </w:hyperlink>
+      <w:r>
+        <w:rPr>
+          <w:lang w:val="zh_TW" w:bidi="zh_TW"/>
+        </w:rPr>
+        <w:t>1:2</w:t>
+      </w:r>
       <w:r>
         <w:rPr>
           <w:lang w:val="zh_TW" w:bidi="zh_TW"/>
@@ -654,36 +582,24 @@
         </w:rPr>
         <w:t>神在基督裡賜給我們這一切的說明（</w:t>
       </w:r>
-      <w:hyperlink r:id="rId25">
-        <w:r>
-          <w:rPr>
-            <w:lang w:val="zh_TW" w:bidi="zh_TW"/>
-          </w:rPr>
-          <w:rPr>
-            <w:color w:val="0000EE"/>
-            <w:u w:val="single"/>
-          </w:rPr>
-          <w:t>1:3–4</w:t>
-        </w:r>
-      </w:hyperlink>
+      <w:r>
+        <w:rPr>
+          <w:lang w:val="zh_TW" w:bidi="zh_TW"/>
+        </w:rPr>
+        <w:t>1:3–4</w:t>
+      </w:r>
       <w:r>
         <w:rPr>
           <w:lang w:val="zh_TW" w:bidi="zh_TW"/>
         </w:rPr>
         <w:t>），構成了一個迫切地勸勉的基礎，敦促人們要在對基督的認識上長進（</w:t>
       </w:r>
-      <w:hyperlink r:id="rId26">
-        <w:r>
-          <w:rPr>
-            <w:lang w:val="zh_TW" w:bidi="zh_TW"/>
-          </w:rPr>
-          <w:rPr>
-            <w:color w:val="0000EE"/>
-            <w:u w:val="single"/>
-          </w:rPr>
-          <w:t>1:5–11</w:t>
-        </w:r>
-      </w:hyperlink>
+      <w:r>
+        <w:rPr>
+          <w:lang w:val="zh_TW" w:bidi="zh_TW"/>
+        </w:rPr>
+        <w:t>1:5–11</w:t>
+      </w:r>
       <w:r>
         <w:rPr>
           <w:lang w:val="zh_TW" w:bidi="zh_TW"/>
@@ -738,72 +654,48 @@
         </w:rPr>
         <w:t>就得與神的性情有分：彼得的意思可能不是我們的靈與神合而為一，而是信徒享有神的特質（參</w:t>
       </w:r>
-      <w:hyperlink r:id="rId27">
-        <w:r>
-          <w:rPr>
-            <w:lang w:val="zh_TW" w:bidi="zh_TW"/>
-          </w:rPr>
-          <w:rPr>
-            <w:color w:val="0000EE"/>
-            <w:u w:val="single"/>
-          </w:rPr>
-          <w:t>利11:44</w:t>
-        </w:r>
-      </w:hyperlink>
+      <w:r>
+        <w:rPr>
+          <w:lang w:val="zh_TW" w:bidi="zh_TW"/>
+        </w:rPr>
+        <w:t>利11:44</w:t>
+      </w:r>
       <w:r>
         <w:rPr>
           <w:lang w:val="zh_TW" w:bidi="zh_TW"/>
         </w:rPr>
         <w:t>；</w:t>
       </w:r>
-      <w:hyperlink r:id="rId28">
-        <w:r>
-          <w:rPr>
-            <w:lang w:val="zh_TW" w:bidi="zh_TW"/>
-          </w:rPr>
-          <w:rPr>
-            <w:color w:val="0000EE"/>
-            <w:u w:val="single"/>
-          </w:rPr>
-          <w:t>太5:43–48</w:t>
-        </w:r>
-      </w:hyperlink>
+      <w:r>
+        <w:rPr>
+          <w:lang w:val="zh_TW" w:bidi="zh_TW"/>
+        </w:rPr>
+        <w:t>太5:43–48</w:t>
+      </w:r>
       <w:r>
         <w:rPr>
           <w:lang w:val="zh_TW" w:bidi="zh_TW"/>
         </w:rPr>
         <w:t>；</w:t>
       </w:r>
-      <w:hyperlink r:id="rId29">
-        <w:r>
-          <w:rPr>
-            <w:lang w:val="zh_TW" w:bidi="zh_TW"/>
-          </w:rPr>
-          <w:rPr>
-            <w:color w:val="0000EE"/>
-            <w:u w:val="single"/>
-          </w:rPr>
-          <w:t>弗4:24</w:t>
-        </w:r>
-      </w:hyperlink>
+      <w:r>
+        <w:rPr>
+          <w:lang w:val="zh_TW" w:bidi="zh_TW"/>
+        </w:rPr>
+        <w:t>弗4:24</w:t>
+      </w:r>
       <w:r>
         <w:rPr>
           <w:lang w:val="zh_TW" w:bidi="zh_TW"/>
         </w:rPr>
         <w:t>，</w:t>
       </w:r>
-      <w:hyperlink r:id="rId30">
-        <w:r>
-          <w:rPr>
-            <w:lang w:val="zh_TW" w:bidi="zh_TW"/>
-          </w:rPr>
-          <w:rPr>
-            <w:color w:val="0000EE"/>
-            <w:u w:val="single"/>
-          </w:rPr>
-          <w:t>5:1</w:t>
-        </w:r>
-      </w:hyperlink>
+      <w:r>
+        <w:rPr>
+          <w:lang w:val="zh_TW" w:bidi="zh_TW"/>
+        </w:rPr>
+        <w:t>5:1</w:t>
+      </w:r>
       <w:r>
         <w:rPr>
           <w:lang w:val="zh_TW" w:bidi="zh_TW"/>
@@ -883,18 +775,12 @@
         </w:rPr>
         <w:t>）。這類經文中的順序並不是重點——例如，彼得並不是在強調德行必須先於知識。然而，愛是美德的頂峰（</w:t>
       </w:r>
-      <w:hyperlink r:id="rId31">
-        <w:r>
-          <w:rPr>
-            <w:lang w:val="zh_TW" w:bidi="zh_TW"/>
-          </w:rPr>
-          <w:rPr>
-            <w:color w:val="0000EE"/>
-            <w:u w:val="single"/>
-          </w:rPr>
-          <w:t>1:7</w:t>
-        </w:r>
-      </w:hyperlink>
+      <w:r>
+        <w:rPr>
+          <w:lang w:val="zh_TW" w:bidi="zh_TW"/>
+        </w:rPr>
+        <w:t>1:7</w:t>
+      </w:r>
       <w:r>
         <w:rPr>
           <w:lang w:val="zh_TW" w:bidi="zh_TW"/>
@@ -1057,36 +943,24 @@
         </w:rPr>
         <w:t>——相似；在遺訓這個類型中，年長且受人尊敬的領袖在臨終時會給予他的孩子或其他人最後的教導（參</w:t>
       </w:r>
-      <w:hyperlink r:id="rId32">
-        <w:r>
-          <w:rPr>
-            <w:lang w:val="zh_TW" w:bidi="zh_TW"/>
-          </w:rPr>
-          <w:rPr>
-            <w:color w:val="0000EE"/>
-            <w:u w:val="single"/>
-          </w:rPr>
-          <w:t>申31–33</w:t>
-        </w:r>
-      </w:hyperlink>
+      <w:r>
+        <w:rPr>
+          <w:lang w:val="zh_TW" w:bidi="zh_TW"/>
+        </w:rPr>
+        <w:t>申31–33</w:t>
+      </w:r>
       <w:r>
         <w:rPr>
           <w:lang w:val="zh_TW" w:bidi="zh_TW"/>
         </w:rPr>
         <w:t>；</w:t>
       </w:r>
-      <w:hyperlink r:id="rId33">
-        <w:r>
-          <w:rPr>
-            <w:lang w:val="zh_TW" w:bidi="zh_TW"/>
-          </w:rPr>
-          <w:rPr>
-            <w:color w:val="0000EE"/>
-            <w:u w:val="single"/>
-          </w:rPr>
-          <w:t>書24</w:t>
-        </w:r>
-      </w:hyperlink>
+      <w:r>
+        <w:rPr>
+          <w:lang w:val="zh_TW" w:bidi="zh_TW"/>
+        </w:rPr>
+        <w:t>書24</w:t>
+      </w:r>
       <w:r>
         <w:rPr>
           <w:lang w:val="zh_TW" w:bidi="zh_TW"/>
@@ -1167,18 +1041,12 @@
         </w:rPr>
         <w:t>這個預言可能是來自於一個異象，但更有可能的是彼得在回想耶穌對他的死的預言（</w:t>
       </w:r>
-      <w:hyperlink r:id="rId34">
-        <w:r>
-          <w:rPr>
-            <w:lang w:val="zh_TW" w:bidi="zh_TW"/>
-          </w:rPr>
-          <w:rPr>
-            <w:color w:val="0000EE"/>
-            <w:u w:val="single"/>
-          </w:rPr>
-          <w:t>約21:18–19</w:t>
-        </w:r>
-      </w:hyperlink>
+      <w:r>
+        <w:rPr>
+          <w:lang w:val="zh_TW" w:bidi="zh_TW"/>
+        </w:rPr>
+        <w:t>約21:18–19</w:t>
+      </w:r>
       <w:r>
         <w:rPr>
           <w:lang w:val="zh_TW" w:bidi="zh_TW"/>
@@ -1268,54 +1136,36 @@
         </w:rPr>
         <w:t>乃是親眼見過他的威榮：耶穌變相（</w:t>
       </w:r>
-      <w:hyperlink r:id="rId35">
-        <w:r>
-          <w:rPr>
-            <w:lang w:val="zh_TW" w:bidi="zh_TW"/>
-          </w:rPr>
-          <w:rPr>
-            <w:color w:val="0000EE"/>
-            <w:u w:val="single"/>
-          </w:rPr>
-          <w:t>太17:1–9</w:t>
-        </w:r>
-      </w:hyperlink>
+      <w:r>
+        <w:rPr>
+          <w:lang w:val="zh_TW" w:bidi="zh_TW"/>
+        </w:rPr>
+        <w:t>太17:1–9</w:t>
+      </w:r>
       <w:r>
         <w:rPr>
           <w:lang w:val="zh_TW" w:bidi="zh_TW"/>
         </w:rPr>
         <w:t>；</w:t>
       </w:r>
-      <w:hyperlink r:id="rId36">
-        <w:r>
-          <w:rPr>
-            <w:lang w:val="zh_TW" w:bidi="zh_TW"/>
-          </w:rPr>
-          <w:rPr>
-            <w:color w:val="0000EE"/>
-            <w:u w:val="single"/>
-          </w:rPr>
-          <w:t>可9:2–8</w:t>
-        </w:r>
-      </w:hyperlink>
+      <w:r>
+        <w:rPr>
+          <w:lang w:val="zh_TW" w:bidi="zh_TW"/>
+        </w:rPr>
+        <w:t>可9:2–8</w:t>
+      </w:r>
       <w:r>
         <w:rPr>
           <w:lang w:val="zh_TW" w:bidi="zh_TW"/>
         </w:rPr>
         <w:t>；</w:t>
       </w:r>
-      <w:hyperlink r:id="rId37">
-        <w:r>
-          <w:rPr>
-            <w:lang w:val="zh_TW" w:bidi="zh_TW"/>
-          </w:rPr>
-          <w:rPr>
-            <w:color w:val="0000EE"/>
-            <w:u w:val="single"/>
-          </w:rPr>
-          <w:t>路9:28–36</w:t>
-        </w:r>
-      </w:hyperlink>
+      <w:r>
+        <w:rPr>
+          <w:lang w:val="zh_TW" w:bidi="zh_TW"/>
+        </w:rPr>
+        <w:t>路9:28–36</w:t>
+      </w:r>
       <w:r>
         <w:rPr>
           <w:lang w:val="zh_TW" w:bidi="zh_TW"/>
@@ -1370,72 +1220,48 @@
         </w:rPr>
         <w:t>彼得對假教師的譴責（第</w:t>
       </w:r>
-      <w:hyperlink r:id="rId38">
-        <w:r>
-          <w:rPr>
-            <w:lang w:val="zh_TW" w:bidi="zh_TW"/>
-          </w:rPr>
-          <w:rPr>
-            <w:color w:val="0000EE"/>
-            <w:u w:val="single"/>
-          </w:rPr>
-          <w:t>2</w:t>
-        </w:r>
-      </w:hyperlink>
+      <w:r>
+        <w:rPr>
+          <w:lang w:val="zh_TW" w:bidi="zh_TW"/>
+        </w:rPr>
+        <w:t>2</w:t>
+      </w:r>
       <w:r>
         <w:rPr>
           <w:lang w:val="zh_TW" w:bidi="zh_TW"/>
         </w:rPr>
         <w:t>章）是以耶穌確定會再來的這個教導為框架（另見</w:t>
       </w:r>
-      <w:hyperlink r:id="rId39">
-        <w:r>
-          <w:rPr>
-            <w:lang w:val="zh_TW" w:bidi="zh_TW"/>
-          </w:rPr>
-          <w:rPr>
-            <w:color w:val="0000EE"/>
-            <w:u w:val="single"/>
-          </w:rPr>
-          <w:t>3:1–13</w:t>
-        </w:r>
-      </w:hyperlink>
+      <w:r>
+        <w:rPr>
+          <w:lang w:val="zh_TW" w:bidi="zh_TW"/>
+        </w:rPr>
+        <w:t>3:1–13</w:t>
+      </w:r>
       <w:r>
         <w:rPr>
           <w:lang w:val="zh_TW" w:bidi="zh_TW"/>
         </w:rPr>
         <w:t>）。假教師可能否認基督再來和審判的真實性。而彼得親眼見證的經歷（</w:t>
       </w:r>
-      <w:hyperlink r:id="rId40">
-        <w:r>
-          <w:rPr>
-            <w:lang w:val="zh_TW" w:bidi="zh_TW"/>
-          </w:rPr>
-          <w:rPr>
-            <w:color w:val="0000EE"/>
-            <w:u w:val="single"/>
-          </w:rPr>
-          <w:t>1:16–18</w:t>
-        </w:r>
-      </w:hyperlink>
+      <w:r>
+        <w:rPr>
+          <w:lang w:val="zh_TW" w:bidi="zh_TW"/>
+        </w:rPr>
+        <w:t>1:16–18</w:t>
+      </w:r>
       <w:r>
         <w:rPr>
           <w:lang w:val="zh_TW" w:bidi="zh_TW"/>
         </w:rPr>
         <w:t>）和聖經預言的內在可靠性（</w:t>
       </w:r>
-      <w:hyperlink r:id="rId41">
-        <w:r>
-          <w:rPr>
-            <w:lang w:val="zh_TW" w:bidi="zh_TW"/>
-          </w:rPr>
-          <w:rPr>
-            <w:color w:val="0000EE"/>
-            <w:u w:val="single"/>
-          </w:rPr>
-          <w:t>1:19–21</w:t>
-        </w:r>
-      </w:hyperlink>
+      <w:r>
+        <w:rPr>
+          <w:lang w:val="zh_TW" w:bidi="zh_TW"/>
+        </w:rPr>
+        <w:t>1:19–21</w:t>
+      </w:r>
       <w:r>
         <w:rPr>
           <w:lang w:val="zh_TW" w:bidi="zh_TW"/>
@@ -1507,54 +1333,36 @@
         </w:rPr>
         <w:t>的簡寫，指的是神介入歷史拯救祂的百姓並審判仇敵的時刻（見</w:t>
       </w:r>
-      <w:hyperlink r:id="rId42">
-        <w:r>
-          <w:rPr>
-            <w:lang w:val="zh_TW" w:bidi="zh_TW"/>
-          </w:rPr>
-          <w:rPr>
-            <w:color w:val="0000EE"/>
-            <w:u w:val="single"/>
-          </w:rPr>
-          <w:t>賽13:4–12</w:t>
-        </w:r>
-      </w:hyperlink>
+      <w:r>
+        <w:rPr>
+          <w:lang w:val="zh_TW" w:bidi="zh_TW"/>
+        </w:rPr>
+        <w:t>賽13:4–12</w:t>
+      </w:r>
       <w:r>
         <w:rPr>
           <w:lang w:val="zh_TW" w:bidi="zh_TW"/>
         </w:rPr>
         <w:t>；</w:t>
       </w:r>
-      <w:hyperlink r:id="rId43">
-        <w:r>
-          <w:rPr>
-            <w:lang w:val="zh_TW" w:bidi="zh_TW"/>
-          </w:rPr>
-          <w:rPr>
-            <w:color w:val="0000EE"/>
-            <w:u w:val="single"/>
-          </w:rPr>
-          <w:t>珥2:1–32</w:t>
-        </w:r>
-      </w:hyperlink>
+      <w:r>
+        <w:rPr>
+          <w:lang w:val="zh_TW" w:bidi="zh_TW"/>
+        </w:rPr>
+        <w:t>珥2:1–32</w:t>
+      </w:r>
       <w:r>
         <w:rPr>
           <w:lang w:val="zh_TW" w:bidi="zh_TW"/>
         </w:rPr>
         <w:t>；</w:t>
       </w:r>
-      <w:hyperlink r:id="rId44">
-        <w:r>
-          <w:rPr>
-            <w:lang w:val="zh_TW" w:bidi="zh_TW"/>
-          </w:rPr>
-          <w:rPr>
-            <w:color w:val="0000EE"/>
-            <w:u w:val="single"/>
-          </w:rPr>
-          <w:t>番2:1–3</w:t>
-        </w:r>
-      </w:hyperlink>
+      <w:r>
+        <w:rPr>
+          <w:lang w:val="zh_TW" w:bidi="zh_TW"/>
+        </w:rPr>
+        <w:t>番2:1–3</w:t>
+      </w:r>
       <w:r>
         <w:rPr>
           <w:lang w:val="zh_TW" w:bidi="zh_TW"/>
@@ -1716,108 +1524,72 @@
         </w:rPr>
         <w:t>他們（譯註：和合本未譯出此代名詞）：彼得在</w:t>
       </w:r>
-      <w:hyperlink r:id="rId45">
-        <w:r>
-          <w:rPr>
-            <w:lang w:val="zh_TW" w:bidi="zh_TW"/>
-          </w:rPr>
-          <w:rPr>
-            <w:color w:val="0000EE"/>
-            <w:u w:val="single"/>
-          </w:rPr>
-          <w:t>二章1至3節</w:t>
-        </w:r>
-      </w:hyperlink>
+      <w:r>
+        <w:rPr>
+          <w:lang w:val="zh_TW" w:bidi="zh_TW"/>
+        </w:rPr>
+        <w:t>二章1至3節</w:t>
+      </w:r>
       <w:r>
         <w:rPr>
           <w:lang w:val="zh_TW" w:bidi="zh_TW"/>
         </w:rPr>
         <w:t>中使用未來時態並不是表示假先知尚未出現，而是指耶穌所說關於假教師會出現的預言（</w:t>
       </w:r>
-      <w:hyperlink r:id="rId46">
-        <w:r>
-          <w:rPr>
-            <w:lang w:val="zh_TW" w:bidi="zh_TW"/>
-          </w:rPr>
-          <w:rPr>
-            <w:color w:val="0000EE"/>
-            <w:u w:val="single"/>
-          </w:rPr>
-          <w:t>太24:11</w:t>
-        </w:r>
-      </w:hyperlink>
+      <w:r>
+        <w:rPr>
+          <w:lang w:val="zh_TW" w:bidi="zh_TW"/>
+        </w:rPr>
+        <w:t>太24:11</w:t>
+      </w:r>
       <w:r>
         <w:rPr>
           <w:lang w:val="zh_TW" w:bidi="zh_TW"/>
         </w:rPr>
         <w:t>、</w:t>
       </w:r>
-      <w:hyperlink r:id="rId47">
-        <w:r>
-          <w:rPr>
-            <w:lang w:val="zh_TW" w:bidi="zh_TW"/>
-          </w:rPr>
-          <w:rPr>
-            <w:color w:val="0000EE"/>
-            <w:u w:val="single"/>
-          </w:rPr>
-          <w:t>24</w:t>
-        </w:r>
-      </w:hyperlink>
+      <w:r>
+        <w:rPr>
+          <w:lang w:val="zh_TW" w:bidi="zh_TW"/>
+        </w:rPr>
+        <w:t>24</w:t>
+      </w:r>
       <w:r>
         <w:rPr>
           <w:lang w:val="zh_TW" w:bidi="zh_TW"/>
         </w:rPr>
         <w:t>；</w:t>
       </w:r>
-      <w:hyperlink r:id="rId48">
-        <w:r>
-          <w:rPr>
-            <w:lang w:val="zh_TW" w:bidi="zh_TW"/>
-          </w:rPr>
-          <w:rPr>
-            <w:color w:val="0000EE"/>
-            <w:u w:val="single"/>
-          </w:rPr>
-          <w:t>可13:22</w:t>
-        </w:r>
-      </w:hyperlink>
+      <w:r>
+        <w:rPr>
+          <w:lang w:val="zh_TW" w:bidi="zh_TW"/>
+        </w:rPr>
+        <w:t>可13:22</w:t>
+      </w:r>
       <w:r>
         <w:rPr>
           <w:lang w:val="zh_TW" w:bidi="zh_TW"/>
         </w:rPr>
         <w:t>；參</w:t>
       </w:r>
-      <w:hyperlink r:id="rId49">
-        <w:r>
-          <w:rPr>
-            <w:lang w:val="zh_TW" w:bidi="zh_TW"/>
-          </w:rPr>
-          <w:rPr>
-            <w:color w:val="0000EE"/>
-            <w:u w:val="single"/>
-          </w:rPr>
-          <w:t>徒20:29–31</w:t>
-        </w:r>
-      </w:hyperlink>
+      <w:r>
+        <w:rPr>
+          <w:lang w:val="zh_TW" w:bidi="zh_TW"/>
+        </w:rPr>
+        <w:t>徒20:29–31</w:t>
+      </w:r>
       <w:r>
         <w:rPr>
           <w:lang w:val="zh_TW" w:bidi="zh_TW"/>
         </w:rPr>
         <w:t>；</w:t>
       </w:r>
-      <w:hyperlink r:id="rId50">
-        <w:r>
-          <w:rPr>
-            <w:lang w:val="zh_TW" w:bidi="zh_TW"/>
-          </w:rPr>
-          <w:rPr>
-            <w:color w:val="0000EE"/>
-            <w:u w:val="single"/>
-          </w:rPr>
-          <w:t>提後3:1–6</w:t>
-        </w:r>
-      </w:hyperlink>
+      <w:r>
+        <w:rPr>
+          <w:lang w:val="zh_TW" w:bidi="zh_TW"/>
+        </w:rPr>
+        <w:t>提後3:1–6</w:t>
+      </w:r>
       <w:r>
         <w:rPr>
           <w:lang w:val="zh_TW" w:bidi="zh_TW"/>
@@ -1842,18 +1614,12 @@
         </w:rPr>
         <w:t>連買他們的主他們也不承認：假教師可能公開否認基督，但更有可能的是，他們不道德的行為被視為否認基督（參</w:t>
       </w:r>
-      <w:hyperlink r:id="rId51">
-        <w:r>
-          <w:rPr>
-            <w:lang w:val="zh_TW" w:bidi="zh_TW"/>
-          </w:rPr>
-          <w:rPr>
-            <w:color w:val="0000EE"/>
-            <w:u w:val="single"/>
-          </w:rPr>
-          <w:t>多1:16</w:t>
-        </w:r>
-      </w:hyperlink>
+      <w:r>
+        <w:rPr>
+          <w:lang w:val="zh_TW" w:bidi="zh_TW"/>
+        </w:rPr>
+        <w:t>多1:16</w:t>
+      </w:r>
       <w:r>
         <w:rPr>
           <w:lang w:val="zh_TW" w:bidi="zh_TW"/>
@@ -1908,18 +1674,12 @@
         </w:rPr>
         <w:t>總會有假先知會在真先知（</w:t>
       </w:r>
-      <w:hyperlink r:id="rId52">
-        <w:r>
-          <w:rPr>
-            <w:lang w:val="zh_TW" w:bidi="zh_TW"/>
-          </w:rPr>
-          <w:rPr>
-            <w:color w:val="0000EE"/>
-            <w:u w:val="single"/>
-          </w:rPr>
-          <w:t>1:20–21</w:t>
-        </w:r>
-      </w:hyperlink>
+      <w:r>
+        <w:rPr>
+          <w:lang w:val="zh_TW" w:bidi="zh_TW"/>
+        </w:rPr>
+        <w:t>1:20–21</w:t>
+      </w:r>
       <w:r>
         <w:rPr>
           <w:lang w:val="zh_TW" w:bidi="zh_TW"/>
@@ -2026,18 +1786,12 @@
         </w:rPr>
         <w:t>審判的第一個例子是犯罪的天使：廣泛的猶太傳統認為，</w:t>
       </w:r>
-      <w:hyperlink r:id="rId53">
-        <w:r>
-          <w:rPr>
-            <w:lang w:val="zh_TW" w:bidi="zh_TW"/>
-          </w:rPr>
-          <w:rPr>
-            <w:color w:val="0000EE"/>
-            <w:u w:val="single"/>
-          </w:rPr>
-          <w:t>創世記六章1至5節</w:t>
-        </w:r>
-      </w:hyperlink>
+      <w:r>
+        <w:rPr>
+          <w:lang w:val="zh_TW" w:bidi="zh_TW"/>
+        </w:rPr>
+        <w:t>創世記六章1至5節</w:t>
+      </w:r>
       <w:r>
         <w:rPr>
           <w:lang w:val="zh_TW" w:bidi="zh_TW"/>
@@ -2070,36 +1824,24 @@
         </w:rPr>
         <w:t>〕6–10；參</w:t>
       </w:r>
-      <w:hyperlink r:id="rId54">
-        <w:r>
-          <w:rPr>
-            <w:lang w:val="zh_TW" w:bidi="zh_TW"/>
-          </w:rPr>
-          <w:rPr>
-            <w:color w:val="0000EE"/>
-            <w:u w:val="single"/>
-          </w:rPr>
-          <w:t>彼前3:19–20</w:t>
-        </w:r>
-      </w:hyperlink>
+      <w:r>
+        <w:rPr>
+          <w:lang w:val="zh_TW" w:bidi="zh_TW"/>
+        </w:rPr>
+        <w:t>彼前3:19–20</w:t>
+      </w:r>
       <w:r>
         <w:rPr>
           <w:lang w:val="zh_TW" w:bidi="zh_TW"/>
         </w:rPr>
         <w:t>；</w:t>
       </w:r>
-      <w:hyperlink r:id="rId55">
-        <w:r>
-          <w:rPr>
-            <w:lang w:val="zh_TW" w:bidi="zh_TW"/>
-          </w:rPr>
-          <w:rPr>
-            <w:color w:val="0000EE"/>
-            <w:u w:val="single"/>
-          </w:rPr>
-          <w:t>猶1:6</w:t>
-        </w:r>
-      </w:hyperlink>
+      <w:r>
+        <w:rPr>
+          <w:lang w:val="zh_TW" w:bidi="zh_TW"/>
+        </w:rPr>
+        <w:t>猶1:6</w:t>
+      </w:r>
       <w:r>
         <w:rPr>
           <w:lang w:val="zh_TW" w:bidi="zh_TW"/>
@@ -2172,18 +1914,12 @@
         </w:rPr>
         <w:t>舊約聖經中的三個審判例子表明，神會為那些對祂忠誠的人伸冤，並會審判那些拒絕祂的人，包括那些假教師（見</w:t>
       </w:r>
-      <w:hyperlink r:id="rId56">
-        <w:r>
-          <w:rPr>
-            <w:lang w:val="zh_TW" w:bidi="zh_TW"/>
-          </w:rPr>
-          <w:rPr>
-            <w:color w:val="0000EE"/>
-            <w:u w:val="single"/>
-          </w:rPr>
-          <w:t>2:3</w:t>
-        </w:r>
-      </w:hyperlink>
+      <w:r>
+        <w:rPr>
+          <w:lang w:val="zh_TW" w:bidi="zh_TW"/>
+        </w:rPr>
+        <w:t>2:3</w:t>
+      </w:r>
       <w:r>
         <w:rPr>
           <w:lang w:val="zh_TW" w:bidi="zh_TW"/>
@@ -2238,18 +1974,12 @@
         </w:rPr>
         <w:t>第二個審判的例子是，神在挪亞的時代並沒有寬容那古代的世界。在洪水中，神毀滅了除了挪亞和他一家之外所有人的性命（見</w:t>
       </w:r>
-      <w:hyperlink r:id="rId57">
-        <w:r>
-          <w:rPr>
-            <w:lang w:val="zh_TW" w:bidi="zh_TW"/>
-          </w:rPr>
-          <w:rPr>
-            <w:color w:val="0000EE"/>
-            <w:u w:val="single"/>
-          </w:rPr>
-          <w:t>創6–8章</w:t>
-        </w:r>
-      </w:hyperlink>
+      <w:r>
+        <w:rPr>
+          <w:lang w:val="zh_TW" w:bidi="zh_TW"/>
+        </w:rPr>
+        <w:t>創6–8章</w:t>
+      </w:r>
       <w:r>
         <w:rPr>
           <w:lang w:val="zh_TW" w:bidi="zh_TW"/>
@@ -2304,18 +2034,12 @@
         </w:rPr>
         <w:t>第三個審判的例子是神審判了所多瑪和蛾摩拉兩座城市。這些城裡的人們極不道德，以至於神從天上降下硫磺毀滅他們（</w:t>
       </w:r>
-      <w:hyperlink r:id="rId58">
-        <w:r>
-          <w:rPr>
-            <w:lang w:val="zh_TW" w:bidi="zh_TW"/>
-          </w:rPr>
-          <w:rPr>
-            <w:color w:val="0000EE"/>
-            <w:u w:val="single"/>
-          </w:rPr>
-          <w:t>創19:24</w:t>
-        </w:r>
-      </w:hyperlink>
+      <w:r>
+        <w:rPr>
+          <w:lang w:val="zh_TW" w:bidi="zh_TW"/>
+        </w:rPr>
+        <w:t>創19:24</w:t>
+      </w:r>
       <w:r>
         <w:rPr>
           <w:lang w:val="zh_TW" w:bidi="zh_TW"/>
@@ -2456,36 +2180,24 @@
         </w:rPr>
         <w:t>主知道搭救敬虔的人脫離試探：如同挪亞的家人（</w:t>
       </w:r>
-      <w:hyperlink r:id="rId59">
-        <w:r>
-          <w:rPr>
-            <w:lang w:val="zh_TW" w:bidi="zh_TW"/>
-          </w:rPr>
-          <w:rPr>
-            <w:color w:val="0000EE"/>
-            <w:u w:val="single"/>
-          </w:rPr>
-          <w:t>2:5</w:t>
-        </w:r>
-      </w:hyperlink>
+      <w:r>
+        <w:rPr>
+          <w:lang w:val="zh_TW" w:bidi="zh_TW"/>
+        </w:rPr>
+        <w:t>2:5</w:t>
+      </w:r>
       <w:r>
         <w:rPr>
           <w:lang w:val="zh_TW" w:bidi="zh_TW"/>
         </w:rPr>
         <w:t>）和羅得（</w:t>
       </w:r>
-      <w:hyperlink r:id="rId60">
-        <w:r>
-          <w:rPr>
-            <w:lang w:val="zh_TW" w:bidi="zh_TW"/>
-          </w:rPr>
-          <w:rPr>
-            <w:color w:val="0000EE"/>
-            <w:u w:val="single"/>
-          </w:rPr>
-          <w:t>2:7</w:t>
-        </w:r>
-      </w:hyperlink>
+      <w:r>
+        <w:rPr>
+          <w:lang w:val="zh_TW" w:bidi="zh_TW"/>
+        </w:rPr>
+        <w:t>2:7</w:t>
+      </w:r>
       <w:r>
         <w:rPr>
           <w:lang w:val="zh_TW" w:bidi="zh_TW"/>
@@ -2568,18 +2280,12 @@
         </w:rPr>
         <w:t>污穢的情慾：這指的通常是不合情理的性慾，可能是特別指同性戀（參所多瑪和蛾摩拉，</w:t>
       </w:r>
-      <w:hyperlink r:id="rId61">
-        <w:r>
-          <w:rPr>
-            <w:lang w:val="zh_TW" w:bidi="zh_TW"/>
-          </w:rPr>
-          <w:rPr>
-            <w:color w:val="0000EE"/>
-            <w:u w:val="single"/>
-          </w:rPr>
-          <w:t>2:6</w:t>
-        </w:r>
-      </w:hyperlink>
+      <w:r>
+        <w:rPr>
+          <w:lang w:val="zh_TW" w:bidi="zh_TW"/>
+        </w:rPr>
+        <w:t>2:6</w:t>
+      </w:r>
       <w:r>
         <w:rPr>
           <w:lang w:val="zh_TW" w:bidi="zh_TW"/>
@@ -2652,18 +2358,12 @@
         </w:rPr>
         <w:t>在尊位的：這可能是指墮落的天使，與</w:t>
       </w:r>
-      <w:hyperlink r:id="rId62">
-        <w:r>
-          <w:rPr>
-            <w:lang w:val="zh_TW" w:bidi="zh_TW"/>
-          </w:rPr>
-          <w:rPr>
-            <w:color w:val="0000EE"/>
-            <w:u w:val="single"/>
-          </w:rPr>
-          <w:t>二章11節</w:t>
-        </w:r>
-      </w:hyperlink>
+      <w:r>
+        <w:rPr>
+          <w:lang w:val="zh_TW" w:bidi="zh_TW"/>
+        </w:rPr>
+        <w:t>二章11節</w:t>
+      </w:r>
       <w:r>
         <w:rPr>
           <w:lang w:val="zh_TW" w:bidi="zh_TW"/>
@@ -2826,54 +2526,36 @@
         </w:rPr>
         <w:t>正與你們一同坐席，就以自己的詭詐為快樂：參</w:t>
       </w:r>
-      <w:hyperlink r:id="rId63">
-        <w:r>
-          <w:rPr>
-            <w:lang w:val="zh_TW" w:bidi="zh_TW"/>
-          </w:rPr>
-          <w:rPr>
-            <w:color w:val="0000EE"/>
-            <w:u w:val="single"/>
-          </w:rPr>
-          <w:t>猶大書一章12節</w:t>
-        </w:r>
-      </w:hyperlink>
+      <w:r>
+        <w:rPr>
+          <w:lang w:val="zh_TW" w:bidi="zh_TW"/>
+        </w:rPr>
+        <w:t>猶大書一章12節</w:t>
+      </w:r>
       <w:r>
         <w:rPr>
           <w:lang w:val="zh_TW" w:bidi="zh_TW"/>
         </w:rPr>
         <w:t>。基督徒經常一起團契吃飯來敬拜紀念主（見</w:t>
       </w:r>
-      <w:hyperlink r:id="rId64">
-        <w:r>
-          <w:rPr>
-            <w:lang w:val="zh_TW" w:bidi="zh_TW"/>
-          </w:rPr>
-          <w:rPr>
-            <w:color w:val="0000EE"/>
-            <w:u w:val="single"/>
-          </w:rPr>
-          <w:t>徒2:46</w:t>
-        </w:r>
-      </w:hyperlink>
+      <w:r>
+        <w:rPr>
+          <w:lang w:val="zh_TW" w:bidi="zh_TW"/>
+        </w:rPr>
+        <w:t>徒2:46</w:t>
+      </w:r>
       <w:r>
         <w:rPr>
           <w:lang w:val="zh_TW" w:bidi="zh_TW"/>
         </w:rPr>
         <w:t>，</w:t>
       </w:r>
-      <w:hyperlink r:id="rId65">
-        <w:r>
-          <w:rPr>
-            <w:lang w:val="zh_TW" w:bidi="zh_TW"/>
-          </w:rPr>
-          <w:rPr>
-            <w:color w:val="0000EE"/>
-            <w:u w:val="single"/>
-          </w:rPr>
-          <w:t>6:1</w:t>
-        </w:r>
-      </w:hyperlink>
+      <w:r>
+        <w:rPr>
+          <w:lang w:val="zh_TW" w:bidi="zh_TW"/>
+        </w:rPr>
+        <w:t>6:1</w:t>
+      </w:r>
       <w:r>
         <w:rPr>
           <w:lang w:val="zh_TW" w:bidi="zh_TW"/>
@@ -2932,18 +2614,12 @@
         </w:rPr>
         <w:t>如果這種讀法是正確的，那他們就是在利用團契吃飯的時間來放縱自我（參</w:t>
       </w:r>
-      <w:hyperlink r:id="rId66">
-        <w:r>
-          <w:rPr>
-            <w:lang w:val="zh_TW" w:bidi="zh_TW"/>
-          </w:rPr>
-          <w:rPr>
-            <w:color w:val="0000EE"/>
-            <w:u w:val="single"/>
-          </w:rPr>
-          <w:t>林前11:20–22</w:t>
-        </w:r>
-      </w:hyperlink>
+      <w:r>
+        <w:rPr>
+          <w:lang w:val="zh_TW" w:bidi="zh_TW"/>
+        </w:rPr>
+        <w:t>林前11:20–22</w:t>
+      </w:r>
       <w:r>
         <w:rPr>
           <w:lang w:val="zh_TW" w:bidi="zh_TW"/>
@@ -2998,18 +2674,12 @@
         </w:rPr>
         <w:t>巴蘭就是那貪愛不義之工價的先知：儘管已經求問神他應該怎麼做，但巴蘭還是決心走自己的路，希望能得到巴勒的錢財（見</w:t>
       </w:r>
-      <w:hyperlink r:id="rId67">
-        <w:r>
-          <w:rPr>
-            <w:lang w:val="zh_TW" w:bidi="zh_TW"/>
-          </w:rPr>
-          <w:rPr>
-            <w:color w:val="0000EE"/>
-            <w:u w:val="single"/>
-          </w:rPr>
-          <w:t>民22–24章</w:t>
-        </w:r>
-      </w:hyperlink>
+      <w:r>
+        <w:rPr>
+          <w:lang w:val="zh_TW" w:bidi="zh_TW"/>
+        </w:rPr>
+        <w:t>民22–24章</w:t>
+      </w:r>
       <w:r>
         <w:rPr>
           <w:lang w:val="zh_TW" w:bidi="zh_TW"/>
@@ -3250,36 +2920,24 @@
         </w:rPr>
         <w:t>，但這種自由是虛幻的（</w:t>
       </w:r>
-      <w:hyperlink r:id="rId68">
-        <w:r>
-          <w:rPr>
-            <w:lang w:val="zh_TW" w:bidi="zh_TW"/>
-          </w:rPr>
-          <w:rPr>
-            <w:color w:val="0000EE"/>
-            <w:u w:val="single"/>
-          </w:rPr>
-          <w:t>羅6:16</w:t>
-        </w:r>
-      </w:hyperlink>
+      <w:r>
+        <w:rPr>
+          <w:lang w:val="zh_TW" w:bidi="zh_TW"/>
+        </w:rPr>
+        <w:t>羅6:16</w:t>
+      </w:r>
       <w:r>
         <w:rPr>
           <w:lang w:val="zh_TW" w:bidi="zh_TW"/>
         </w:rPr>
         <w:t>）。假教師雖然沉浸在他們脫離權柄而得的自由中（見</w:t>
       </w:r>
-      <w:hyperlink r:id="rId69">
-        <w:r>
-          <w:rPr>
-            <w:lang w:val="zh_TW" w:bidi="zh_TW"/>
-          </w:rPr>
-          <w:rPr>
-            <w:color w:val="0000EE"/>
-            <w:u w:val="single"/>
-          </w:rPr>
-          <w:t>彼後2:10</w:t>
-        </w:r>
-      </w:hyperlink>
+      <w:r>
+        <w:rPr>
+          <w:lang w:val="zh_TW" w:bidi="zh_TW"/>
+        </w:rPr>
+        <w:t>彼後2:10</w:t>
+      </w:r>
       <w:r>
         <w:rPr>
           <w:lang w:val="zh_TW" w:bidi="zh_TW"/>
@@ -3686,36 +3344,24 @@
         </w:rPr>
         <w:t>指的是耶穌第一次來臨與他第二次來臨之間的時期（見</w:t>
       </w:r>
-      <w:hyperlink r:id="rId70">
-        <w:r>
-          <w:rPr>
-            <w:lang w:val="zh_TW" w:bidi="zh_TW"/>
-          </w:rPr>
-          <w:rPr>
-            <w:color w:val="0000EE"/>
-            <w:u w:val="single"/>
-          </w:rPr>
-          <w:t>徒2:17</w:t>
-        </w:r>
-      </w:hyperlink>
+      <w:r>
+        <w:rPr>
+          <w:lang w:val="zh_TW" w:bidi="zh_TW"/>
+        </w:rPr>
+        <w:t>徒2:17</w:t>
+      </w:r>
       <w:r>
         <w:rPr>
           <w:lang w:val="zh_TW" w:bidi="zh_TW"/>
         </w:rPr>
         <w:t>；</w:t>
       </w:r>
-      <w:hyperlink r:id="rId71">
-        <w:r>
-          <w:rPr>
-            <w:lang w:val="zh_TW" w:bidi="zh_TW"/>
-          </w:rPr>
-          <w:rPr>
-            <w:color w:val="0000EE"/>
-            <w:u w:val="single"/>
-          </w:rPr>
-          <w:t>來1:2</w:t>
-        </w:r>
-      </w:hyperlink>
+      <w:r>
+        <w:rPr>
+          <w:lang w:val="zh_TW" w:bidi="zh_TW"/>
+        </w:rPr>
+        <w:t>來1:2</w:t>
+      </w:r>
       <w:r>
         <w:rPr>
           <w:lang w:val="zh_TW" w:bidi="zh_TW"/>
@@ -3740,54 +3386,36 @@
         </w:rPr>
         <w:t>必有好譏誚的人：見</w:t>
       </w:r>
-      <w:hyperlink r:id="rId72">
-        <w:r>
-          <w:rPr>
-            <w:lang w:val="zh_TW" w:bidi="zh_TW"/>
-          </w:rPr>
-          <w:rPr>
-            <w:color w:val="0000EE"/>
-            <w:u w:val="single"/>
-          </w:rPr>
-          <w:t>箴言一章22節</w:t>
-        </w:r>
-      </w:hyperlink>
+      <w:r>
+        <w:rPr>
+          <w:lang w:val="zh_TW" w:bidi="zh_TW"/>
+        </w:rPr>
+        <w:t>箴言一章22節</w:t>
+      </w:r>
       <w:r>
         <w:rPr>
           <w:lang w:val="zh_TW" w:bidi="zh_TW"/>
         </w:rPr>
         <w:t>，</w:t>
       </w:r>
-      <w:hyperlink r:id="rId73">
-        <w:r>
-          <w:rPr>
-            <w:lang w:val="zh_TW" w:bidi="zh_TW"/>
-          </w:rPr>
-          <w:rPr>
-            <w:color w:val="0000EE"/>
-            <w:u w:val="single"/>
-          </w:rPr>
-          <w:t>九章7至8節</w:t>
-        </w:r>
-      </w:hyperlink>
+      <w:r>
+        <w:rPr>
+          <w:lang w:val="zh_TW" w:bidi="zh_TW"/>
+        </w:rPr>
+        <w:t>九章7至8節</w:t>
+      </w:r>
       <w:r>
         <w:rPr>
           <w:lang w:val="zh_TW" w:bidi="zh_TW"/>
         </w:rPr>
         <w:t>，</w:t>
       </w:r>
-      <w:hyperlink r:id="rId74">
-        <w:r>
-          <w:rPr>
-            <w:lang w:val="zh_TW" w:bidi="zh_TW"/>
-          </w:rPr>
-          <w:rPr>
-            <w:color w:val="0000EE"/>
-            <w:u w:val="single"/>
-          </w:rPr>
-          <w:t>十三章1節</w:t>
-        </w:r>
-      </w:hyperlink>
+      <w:r>
+        <w:rPr>
+          <w:lang w:val="zh_TW" w:bidi="zh_TW"/>
+        </w:rPr>
+        <w:t>十三章1節</w:t>
+      </w:r>
       <w:r>
         <w:rPr>
           <w:lang w:val="zh_TW" w:bidi="zh_TW"/>
@@ -3912,36 +3540,24 @@
         </w:rPr>
         <w:t>從水而出、藉水而成的地：見</w:t>
       </w:r>
-      <w:hyperlink r:id="rId75">
-        <w:r>
-          <w:rPr>
-            <w:lang w:val="zh_TW" w:bidi="zh_TW"/>
-          </w:rPr>
-          <w:rPr>
-            <w:color w:val="0000EE"/>
-            <w:u w:val="single"/>
-          </w:rPr>
-          <w:t>創世記一章2節</w:t>
-        </w:r>
-      </w:hyperlink>
+      <w:r>
+        <w:rPr>
+          <w:lang w:val="zh_TW" w:bidi="zh_TW"/>
+        </w:rPr>
+        <w:t>創世記一章2節</w:t>
+      </w:r>
       <w:r>
         <w:rPr>
           <w:lang w:val="zh_TW" w:bidi="zh_TW"/>
         </w:rPr>
         <w:t>、</w:t>
       </w:r>
-      <w:hyperlink r:id="rId76">
-        <w:r>
-          <w:rPr>
-            <w:lang w:val="zh_TW" w:bidi="zh_TW"/>
-          </w:rPr>
-          <w:rPr>
-            <w:color w:val="0000EE"/>
-            <w:u w:val="single"/>
-          </w:rPr>
-          <w:t>6至10節</w:t>
-        </w:r>
-      </w:hyperlink>
+      <w:r>
+        <w:rPr>
+          <w:lang w:val="zh_TW" w:bidi="zh_TW"/>
+        </w:rPr>
+        <w:t>6至10節</w:t>
+      </w:r>
       <w:r>
         <w:rPr>
           <w:lang w:val="zh_TW" w:bidi="zh_TW"/>
@@ -3996,36 +3612,24 @@
         </w:rPr>
         <w:t>舊約聖經將火與耶和華的日子聯想在一起（見</w:t>
       </w:r>
-      <w:hyperlink r:id="rId77">
-        <w:r>
-          <w:rPr>
-            <w:lang w:val="zh_TW" w:bidi="zh_TW"/>
-          </w:rPr>
-          <w:rPr>
-            <w:color w:val="0000EE"/>
-            <w:u w:val="single"/>
-          </w:rPr>
-          <w:t>賽30:30</w:t>
-        </w:r>
-      </w:hyperlink>
+      <w:r>
+        <w:rPr>
+          <w:lang w:val="zh_TW" w:bidi="zh_TW"/>
+        </w:rPr>
+        <w:t>賽30:30</w:t>
+      </w:r>
       <w:r>
         <w:rPr>
           <w:lang w:val="zh_TW" w:bidi="zh_TW"/>
         </w:rPr>
         <w:t>，</w:t>
       </w:r>
-      <w:hyperlink r:id="rId78">
-        <w:r>
-          <w:rPr>
-            <w:lang w:val="zh_TW" w:bidi="zh_TW"/>
-          </w:rPr>
-          <w:rPr>
-            <w:color w:val="0000EE"/>
-            <w:u w:val="single"/>
-          </w:rPr>
-          <w:t>66:15–16</w:t>
-        </w:r>
-      </w:hyperlink>
+      <w:r>
+        <w:rPr>
+          <w:lang w:val="zh_TW" w:bidi="zh_TW"/>
+        </w:rPr>
+        <w:t>66:15–16</w:t>
+      </w:r>
       <w:r>
         <w:rPr>
           <w:lang w:val="zh_TW" w:bidi="zh_TW"/>
@@ -4080,18 +3684,12 @@
         </w:rPr>
         <w:t>彼得間接提及</w:t>
       </w:r>
-      <w:hyperlink r:id="rId79">
-        <w:r>
-          <w:rPr>
-            <w:lang w:val="zh_TW" w:bidi="zh_TW"/>
-          </w:rPr>
-          <w:rPr>
-            <w:color w:val="0000EE"/>
-            <w:u w:val="single"/>
-          </w:rPr>
-          <w:t>詩篇九十篇4節</w:t>
-        </w:r>
-      </w:hyperlink>
+      <w:r>
+        <w:rPr>
+          <w:lang w:val="zh_TW" w:bidi="zh_TW"/>
+        </w:rPr>
+        <w:t>詩篇九十篇4節</w:t>
+      </w:r>
       <w:r>
         <w:rPr>
           <w:lang w:val="zh_TW" w:bidi="zh_TW"/>
@@ -4233,18 +3831,12 @@
         </w:rPr>
         <w:t>切切仰望神的日子來到：神的百姓可以透過他們的悔改和敬虔的生活加速末世的來臨（參</w:t>
       </w:r>
-      <w:hyperlink r:id="rId80">
-        <w:r>
-          <w:rPr>
-            <w:lang w:val="zh_TW" w:bidi="zh_TW"/>
-          </w:rPr>
-          <w:rPr>
-            <w:color w:val="0000EE"/>
-            <w:u w:val="single"/>
-          </w:rPr>
-          <w:t>徒3:19–20</w:t>
-        </w:r>
-      </w:hyperlink>
+      <w:r>
+        <w:rPr>
+          <w:lang w:val="zh_TW" w:bidi="zh_TW"/>
+        </w:rPr>
+        <w:t>徒3:19–20</w:t>
+      </w:r>
       <w:r>
         <w:rPr>
           <w:lang w:val="zh_TW" w:bidi="zh_TW"/>
@@ -4269,36 +3861,24 @@
         </w:rPr>
         <w:t>有形質的都要被烈火鎔化：參</w:t>
       </w:r>
-      <w:hyperlink r:id="rId81">
-        <w:r>
-          <w:rPr>
-            <w:lang w:val="zh_TW" w:bidi="zh_TW"/>
-          </w:rPr>
-          <w:rPr>
-            <w:color w:val="0000EE"/>
-            <w:u w:val="single"/>
-          </w:rPr>
-          <w:t>彌迦書一章3至4節</w:t>
-        </w:r>
-      </w:hyperlink>
+      <w:r>
+        <w:rPr>
+          <w:lang w:val="zh_TW" w:bidi="zh_TW"/>
+        </w:rPr>
+        <w:t>彌迦書一章3至4節</w:t>
+      </w:r>
       <w:r>
         <w:rPr>
           <w:lang w:val="zh_TW" w:bidi="zh_TW"/>
         </w:rPr>
         <w:t>；另見</w:t>
       </w:r>
-      <w:hyperlink r:id="rId82">
-        <w:r>
-          <w:rPr>
-            <w:lang w:val="zh_TW" w:bidi="zh_TW"/>
-          </w:rPr>
-          <w:rPr>
-            <w:color w:val="0000EE"/>
-            <w:u w:val="single"/>
-          </w:rPr>
-          <w:t>以賽亞書63章19節至六十四章1節</w:t>
-        </w:r>
-      </w:hyperlink>
+      <w:r>
+        <w:rPr>
+          <w:lang w:val="zh_TW" w:bidi="zh_TW"/>
+        </w:rPr>
+        <w:t>以賽亞書63章19節至六十四章1節</w:t>
+      </w:r>
       <w:r>
         <w:rPr>
           <w:lang w:val="zh_TW" w:bidi="zh_TW"/>
@@ -4353,54 +3933,36 @@
         </w:rPr>
         <w:t>新天新地：見</w:t>
       </w:r>
-      <w:hyperlink r:id="rId83">
-        <w:r>
-          <w:rPr>
-            <w:lang w:val="zh_TW" w:bidi="zh_TW"/>
-          </w:rPr>
-          <w:rPr>
-            <w:color w:val="0000EE"/>
-            <w:u w:val="single"/>
-          </w:rPr>
-          <w:t>以賽亞書六十五章17節</w:t>
-        </w:r>
-      </w:hyperlink>
+      <w:r>
+        <w:rPr>
+          <w:lang w:val="zh_TW" w:bidi="zh_TW"/>
+        </w:rPr>
+        <w:t>以賽亞書六十五章17節</w:t>
+      </w:r>
       <w:r>
         <w:rPr>
           <w:lang w:val="zh_TW" w:bidi="zh_TW"/>
         </w:rPr>
         <w:t>，</w:t>
       </w:r>
-      <w:hyperlink r:id="rId84">
-        <w:r>
-          <w:rPr>
-            <w:lang w:val="zh_TW" w:bidi="zh_TW"/>
-          </w:rPr>
-          <w:rPr>
-            <w:color w:val="0000EE"/>
-            <w:u w:val="single"/>
-          </w:rPr>
-          <w:t>六十六章22節</w:t>
-        </w:r>
-      </w:hyperlink>
+      <w:r>
+        <w:rPr>
+          <w:lang w:val="zh_TW" w:bidi="zh_TW"/>
+        </w:rPr>
+        <w:t>六十六章22節</w:t>
+      </w:r>
       <w:r>
         <w:rPr>
           <w:lang w:val="zh_TW" w:bidi="zh_TW"/>
         </w:rPr>
         <w:t>；</w:t>
       </w:r>
-      <w:hyperlink r:id="rId85">
-        <w:r>
-          <w:rPr>
-            <w:lang w:val="zh_TW" w:bidi="zh_TW"/>
-          </w:rPr>
-          <w:rPr>
-            <w:color w:val="0000EE"/>
-            <w:u w:val="single"/>
-          </w:rPr>
-          <w:t>啟示錄二十一章</w:t>
-        </w:r>
-      </w:hyperlink>
+      <w:r>
+        <w:rPr>
+          <w:lang w:val="zh_TW" w:bidi="zh_TW"/>
+        </w:rPr>
+        <w:t>啟示錄二十一章</w:t>
+      </w:r>
       <w:r>
         <w:rPr>
           <w:lang w:val="zh_TW" w:bidi="zh_TW"/>
@@ -4455,72 +4017,48 @@
         </w:rPr>
         <w:t>我們所親愛的兄弟保羅：新約聖經對彼得和保羅之間的關係描述不多。由於在安提阿的爭論（</w:t>
       </w:r>
-      <w:hyperlink r:id="rId86">
-        <w:r>
-          <w:rPr>
-            <w:lang w:val="zh_TW" w:bidi="zh_TW"/>
-          </w:rPr>
-          <w:rPr>
-            <w:color w:val="0000EE"/>
-            <w:u w:val="single"/>
-          </w:rPr>
-          <w:t>加2:11–14</w:t>
-        </w:r>
-      </w:hyperlink>
+      <w:r>
+        <w:rPr>
+          <w:lang w:val="zh_TW" w:bidi="zh_TW"/>
+        </w:rPr>
+        <w:t>加2:11–14</w:t>
+      </w:r>
       <w:r>
         <w:rPr>
           <w:lang w:val="zh_TW" w:bidi="zh_TW"/>
         </w:rPr>
         <w:t>），有時人們認為兩人彼此敵對，但新約聖經描繪了一幅不同的景像。彼得和保羅對於傳給外邦人福音基本上持相同意見（</w:t>
       </w:r>
-      <w:hyperlink r:id="rId87">
-        <w:r>
-          <w:rPr>
-            <w:lang w:val="zh_TW" w:bidi="zh_TW"/>
-          </w:rPr>
-          <w:rPr>
-            <w:color w:val="0000EE"/>
-            <w:u w:val="single"/>
-          </w:rPr>
-          <w:t>徒11:2–18</w:t>
-        </w:r>
-      </w:hyperlink>
+      <w:r>
+        <w:rPr>
+          <w:lang w:val="zh_TW" w:bidi="zh_TW"/>
+        </w:rPr>
+        <w:t>徒11:2–18</w:t>
+      </w:r>
       <w:r>
         <w:rPr>
           <w:lang w:val="zh_TW" w:bidi="zh_TW"/>
         </w:rPr>
         <w:t>，</w:t>
       </w:r>
-      <w:hyperlink r:id="rId88">
-        <w:r>
-          <w:rPr>
-            <w:lang w:val="zh_TW" w:bidi="zh_TW"/>
-          </w:rPr>
-          <w:rPr>
-            <w:color w:val="0000EE"/>
-            <w:u w:val="single"/>
-          </w:rPr>
-          <w:t>15:7–11</w:t>
-        </w:r>
-      </w:hyperlink>
+      <w:r>
+        <w:rPr>
+          <w:lang w:val="zh_TW" w:bidi="zh_TW"/>
+        </w:rPr>
+        <w:t>15:7–11</w:t>
+      </w:r>
       <w:r>
         <w:rPr>
           <w:lang w:val="zh_TW" w:bidi="zh_TW"/>
         </w:rPr>
         <w:t>）。西拉和馬可是保羅和彼得的同工（見</w:t>
       </w:r>
-      <w:hyperlink r:id="rId89">
-        <w:r>
-          <w:rPr>
-            <w:lang w:val="zh_TW" w:bidi="zh_TW"/>
-          </w:rPr>
-          <w:rPr>
-            <w:color w:val="0000EE"/>
-            <w:u w:val="single"/>
-          </w:rPr>
-          <w:t>彼前5:12–13</w:t>
-        </w:r>
-      </w:hyperlink>
+      <w:r>
+        <w:rPr>
+          <w:lang w:val="zh_TW" w:bidi="zh_TW"/>
+        </w:rPr>
+        <w:t>彼前5:12–13</w:t>
+      </w:r>
       <w:r>
         <w:rPr>
           <w:lang w:val="zh_TW" w:bidi="zh_TW"/>
